--- a/KET_QUA_GIAI_MA.docx
+++ b/KET_QUA_GIAI_MA.docx
@@ -327,7 +327,15 @@
           <w:sz w:val="26"/>
           <w:szCs w:val="26"/>
         </w:rPr>
-        <w:t xml:space="preserve">Địa điểm: Biệt phủ </w:t>
+        <w:t xml:space="preserve">Địa </w:t>
+      </w:r>
+      <w:r>
+        <w:rPr>
+          <w:rFonts w:ascii="Times New Roman" w:hAnsi="Times New Roman" w:cs="Times New Roman"/>
+          <w:sz w:val="26"/>
+          <w:szCs w:val="26"/>
+        </w:rPr>
+        <w:t xml:space="preserve">điểm: Biệt phủ </w:t>
       </w:r>
       <w:r>
         <w:rPr>
@@ -521,21 +529,60 @@
     </w:p>
     <w:p>
       <w:pPr>
+        <w:rPr>
+          <w:rFonts w:ascii="Times New Roman" w:hAnsi="Times New Roman" w:cs="Times New Roman"/>
+          <w:i/>
+          <w:iCs/>
+          <w:sz w:val="26"/>
+          <w:szCs w:val="26"/>
+        </w:rPr>
+      </w:pPr>
+      <w:r>
+        <w:rPr>
+          <w:rFonts w:ascii="Times New Roman" w:hAnsi="Times New Roman" w:cs="Times New Roman"/>
+          <w:i/>
+          <w:iCs/>
+          <w:sz w:val="26"/>
+          <w:szCs w:val="26"/>
+        </w:rPr>
+        <w:br w:type="page"/>
+      </w:r>
+    </w:p>
+    <w:p>
+      <w:pPr>
         <w:tabs>
           <w:tab w:val="left" w:leader="hyphen" w:pos="2694"/>
           <w:tab w:val="left" w:leader="hyphen" w:pos="9356"/>
         </w:tabs>
-        <w:rPr>
-          <w:rFonts w:ascii="Times New Roman" w:hAnsi="Times New Roman" w:cs="Times New Roman"/>
-          <w:i/>
-          <w:iCs/>
-          <w:sz w:val="26"/>
-          <w:szCs w:val="26"/>
-        </w:rPr>
-      </w:pPr>
+        <w:spacing w:line="600" w:lineRule="auto"/>
+        <w:jc w:val="center"/>
+        <w:rPr>
+          <w:rFonts w:ascii="Times New Roman" w:hAnsi="Times New Roman" w:cs="Times New Roman"/>
+          <w:b/>
+          <w:bCs/>
+          <w:sz w:val="40"/>
+          <w:szCs w:val="40"/>
+        </w:rPr>
+      </w:pPr>
+      <w:r>
+        <w:rPr>
+          <w:rFonts w:ascii="Times New Roman" w:hAnsi="Times New Roman" w:cs="Times New Roman"/>
+          <w:b/>
+          <w:bCs/>
+          <w:sz w:val="40"/>
+          <w:szCs w:val="40"/>
+        </w:rPr>
+        <w:lastRenderedPageBreak/>
+        <w:t>Chi tiết kế hoạch Party</w:t>
+      </w:r>
     </w:p>
     <w:p>
       <w:pPr>
+        <w:pStyle w:val="ListParagraph"/>
+        <w:numPr>
+          <w:ilvl w:val="0"/>
+          <w:numId w:val="3"/>
+        </w:numPr>
         <w:tabs>
           <w:tab w:val="left" w:leader="hyphen" w:pos="2694"/>
           <w:tab w:val="left" w:leader="hyphen" w:pos="9356"/>
@@ -548,7 +595,845 @@
           <w:szCs w:val="26"/>
         </w:rPr>
       </w:pPr>
+      <w:r>
+        <w:rPr>
+          <w:rFonts w:ascii="Times New Roman" w:hAnsi="Times New Roman" w:cs="Times New Roman"/>
+          <w:i/>
+          <w:iCs/>
+          <w:sz w:val="26"/>
+          <w:szCs w:val="26"/>
+        </w:rPr>
+        <w:t>Danh sách khách mời</w:t>
+      </w:r>
     </w:p>
+    <w:tbl>
+      <w:tblPr>
+        <w:tblStyle w:val="TableGrid"/>
+        <w:tblW w:w="0" w:type="auto"/>
+        <w:tblInd w:w="2276" w:type="dxa"/>
+        <w:tblLook w:val="04A0" w:firstRow="1" w:lastRow="0" w:firstColumn="1" w:lastColumn="0" w:noHBand="0" w:noVBand="1"/>
+      </w:tblPr>
+      <w:tblGrid>
+        <w:gridCol w:w="1121"/>
+        <w:gridCol w:w="2702"/>
+      </w:tblGrid>
+      <w:tr>
+        <w:trPr>
+          <w:trHeight w:val="582"/>
+        </w:trPr>
+        <w:tc>
+          <w:tcPr>
+            <w:tcW w:w="1121" w:type="dxa"/>
+            <w:vAlign w:val="center"/>
+          </w:tcPr>
+          <w:p>
+            <w:pPr>
+              <w:tabs>
+                <w:tab w:val="left" w:leader="hyphen" w:pos="2694"/>
+                <w:tab w:val="left" w:leader="hyphen" w:pos="9356"/>
+              </w:tabs>
+              <w:jc w:val="center"/>
+              <w:rPr>
+                <w:rFonts w:ascii="Times New Roman" w:hAnsi="Times New Roman" w:cs="Times New Roman"/>
+                <w:sz w:val="26"/>
+                <w:szCs w:val="26"/>
+              </w:rPr>
+            </w:pPr>
+            <w:r>
+              <w:rPr>
+                <w:rFonts w:ascii="Times New Roman" w:hAnsi="Times New Roman" w:cs="Times New Roman"/>
+                <w:sz w:val="26"/>
+                <w:szCs w:val="26"/>
+              </w:rPr>
+              <w:t>STT</w:t>
+            </w:r>
+          </w:p>
+        </w:tc>
+        <w:tc>
+          <w:tcPr>
+            <w:tcW w:w="2702" w:type="dxa"/>
+            <w:vAlign w:val="center"/>
+          </w:tcPr>
+          <w:p>
+            <w:pPr>
+              <w:tabs>
+                <w:tab w:val="left" w:leader="hyphen" w:pos="2694"/>
+                <w:tab w:val="left" w:leader="hyphen" w:pos="9356"/>
+              </w:tabs>
+              <w:jc w:val="center"/>
+              <w:rPr>
+                <w:rFonts w:ascii="Times New Roman" w:hAnsi="Times New Roman" w:cs="Times New Roman"/>
+                <w:sz w:val="26"/>
+                <w:szCs w:val="26"/>
+              </w:rPr>
+            </w:pPr>
+            <w:r>
+              <w:rPr>
+                <w:rFonts w:ascii="Times New Roman" w:hAnsi="Times New Roman" w:cs="Times New Roman"/>
+                <w:sz w:val="26"/>
+                <w:szCs w:val="26"/>
+              </w:rPr>
+              <w:t>Họ</w:t>
+            </w:r>
+            <w:r>
+              <w:rPr>
+                <w:rFonts w:ascii="Times New Roman" w:hAnsi="Times New Roman" w:cs="Times New Roman"/>
+                <w:sz w:val="26"/>
+                <w:szCs w:val="26"/>
+              </w:rPr>
+              <w:t xml:space="preserve"> </w:t>
+            </w:r>
+            <w:r>
+              <w:rPr>
+                <w:rFonts w:ascii="Times New Roman" w:hAnsi="Times New Roman" w:cs="Times New Roman"/>
+                <w:sz w:val="26"/>
+                <w:szCs w:val="26"/>
+              </w:rPr>
+              <w:t>&amp;</w:t>
+            </w:r>
+            <w:r>
+              <w:rPr>
+                <w:rFonts w:ascii="Times New Roman" w:hAnsi="Times New Roman" w:cs="Times New Roman"/>
+                <w:sz w:val="26"/>
+                <w:szCs w:val="26"/>
+              </w:rPr>
+              <w:t xml:space="preserve"> </w:t>
+            </w:r>
+            <w:r>
+              <w:rPr>
+                <w:rFonts w:ascii="Times New Roman" w:hAnsi="Times New Roman" w:cs="Times New Roman"/>
+                <w:sz w:val="26"/>
+                <w:szCs w:val="26"/>
+              </w:rPr>
+              <w:t>tên khách mời</w:t>
+            </w:r>
+          </w:p>
+        </w:tc>
+      </w:tr>
+      <w:tr>
+        <w:trPr>
+          <w:trHeight w:val="133"/>
+        </w:trPr>
+        <w:tc>
+          <w:tcPr>
+            <w:tcW w:w="1121" w:type="dxa"/>
+            <w:vAlign w:val="center"/>
+          </w:tcPr>
+          <w:p>
+            <w:pPr>
+              <w:tabs>
+                <w:tab w:val="left" w:leader="hyphen" w:pos="2694"/>
+                <w:tab w:val="left" w:leader="hyphen" w:pos="9356"/>
+              </w:tabs>
+              <w:jc w:val="center"/>
+              <w:rPr>
+                <w:rFonts w:ascii="Times New Roman" w:hAnsi="Times New Roman" w:cs="Times New Roman"/>
+                <w:sz w:val="26"/>
+                <w:szCs w:val="26"/>
+              </w:rPr>
+            </w:pPr>
+            <w:r>
+              <w:rPr>
+                <w:rFonts w:ascii="Times New Roman" w:hAnsi="Times New Roman" w:cs="Times New Roman"/>
+                <w:sz w:val="26"/>
+                <w:szCs w:val="26"/>
+              </w:rPr>
+              <w:t>1</w:t>
+            </w:r>
+          </w:p>
+        </w:tc>
+        <w:tc>
+          <w:tcPr>
+            <w:tcW w:w="2702" w:type="dxa"/>
+          </w:tcPr>
+          <w:p>
+            <w:pPr>
+              <w:tabs>
+                <w:tab w:val="left" w:leader="hyphen" w:pos="2694"/>
+                <w:tab w:val="left" w:leader="hyphen" w:pos="9356"/>
+              </w:tabs>
+              <w:rPr>
+                <w:rFonts w:ascii="Times New Roman" w:hAnsi="Times New Roman" w:cs="Times New Roman"/>
+                <w:sz w:val="26"/>
+                <w:szCs w:val="26"/>
+              </w:rPr>
+            </w:pPr>
+            <w:r>
+              <w:rPr>
+                <w:rFonts w:ascii="Times New Roman" w:hAnsi="Times New Roman" w:cs="Times New Roman"/>
+                <w:sz w:val="26"/>
+                <w:szCs w:val="26"/>
+              </w:rPr>
+              <w:t>Duy Mạnh (Chủ Nhà)</w:t>
+            </w:r>
+          </w:p>
+        </w:tc>
+      </w:tr>
+      <w:tr>
+        <w:tc>
+          <w:tcPr>
+            <w:tcW w:w="1121" w:type="dxa"/>
+            <w:vAlign w:val="center"/>
+          </w:tcPr>
+          <w:p>
+            <w:pPr>
+              <w:tabs>
+                <w:tab w:val="left" w:leader="hyphen" w:pos="2694"/>
+                <w:tab w:val="left" w:leader="hyphen" w:pos="9356"/>
+              </w:tabs>
+              <w:jc w:val="center"/>
+              <w:rPr>
+                <w:rFonts w:ascii="Times New Roman" w:hAnsi="Times New Roman" w:cs="Times New Roman"/>
+                <w:sz w:val="26"/>
+                <w:szCs w:val="26"/>
+              </w:rPr>
+            </w:pPr>
+            <w:r>
+              <w:rPr>
+                <w:rFonts w:ascii="Times New Roman" w:hAnsi="Times New Roman" w:cs="Times New Roman"/>
+                <w:sz w:val="26"/>
+                <w:szCs w:val="26"/>
+              </w:rPr>
+              <w:t>2</w:t>
+            </w:r>
+          </w:p>
+        </w:tc>
+        <w:tc>
+          <w:tcPr>
+            <w:tcW w:w="2702" w:type="dxa"/>
+          </w:tcPr>
+          <w:p>
+            <w:pPr>
+              <w:tabs>
+                <w:tab w:val="left" w:leader="hyphen" w:pos="2694"/>
+                <w:tab w:val="left" w:leader="hyphen" w:pos="9356"/>
+              </w:tabs>
+              <w:rPr>
+                <w:rFonts w:ascii="Times New Roman" w:hAnsi="Times New Roman" w:cs="Times New Roman"/>
+                <w:sz w:val="26"/>
+                <w:szCs w:val="26"/>
+              </w:rPr>
+            </w:pPr>
+            <w:r>
+              <w:rPr>
+                <w:rFonts w:ascii="Times New Roman" w:hAnsi="Times New Roman" w:cs="Times New Roman"/>
+                <w:sz w:val="26"/>
+                <w:szCs w:val="26"/>
+              </w:rPr>
+              <w:t>Lê Danh</w:t>
+            </w:r>
+          </w:p>
+        </w:tc>
+      </w:tr>
+      <w:tr>
+        <w:tc>
+          <w:tcPr>
+            <w:tcW w:w="1121" w:type="dxa"/>
+            <w:vAlign w:val="center"/>
+          </w:tcPr>
+          <w:p>
+            <w:pPr>
+              <w:tabs>
+                <w:tab w:val="left" w:leader="hyphen" w:pos="2694"/>
+                <w:tab w:val="left" w:leader="hyphen" w:pos="9356"/>
+              </w:tabs>
+              <w:jc w:val="center"/>
+              <w:rPr>
+                <w:rFonts w:ascii="Times New Roman" w:hAnsi="Times New Roman" w:cs="Times New Roman"/>
+                <w:sz w:val="26"/>
+                <w:szCs w:val="26"/>
+              </w:rPr>
+            </w:pPr>
+            <w:r>
+              <w:rPr>
+                <w:rFonts w:ascii="Times New Roman" w:hAnsi="Times New Roman" w:cs="Times New Roman"/>
+                <w:sz w:val="26"/>
+                <w:szCs w:val="26"/>
+              </w:rPr>
+              <w:t>3</w:t>
+            </w:r>
+          </w:p>
+        </w:tc>
+        <w:tc>
+          <w:tcPr>
+            <w:tcW w:w="2702" w:type="dxa"/>
+          </w:tcPr>
+          <w:p>
+            <w:pPr>
+              <w:tabs>
+                <w:tab w:val="left" w:leader="hyphen" w:pos="2694"/>
+                <w:tab w:val="left" w:leader="hyphen" w:pos="9356"/>
+              </w:tabs>
+              <w:rPr>
+                <w:rFonts w:ascii="Times New Roman" w:hAnsi="Times New Roman" w:cs="Times New Roman"/>
+                <w:sz w:val="26"/>
+                <w:szCs w:val="26"/>
+              </w:rPr>
+            </w:pPr>
+            <w:r>
+              <w:rPr>
+                <w:rFonts w:ascii="Times New Roman" w:hAnsi="Times New Roman" w:cs="Times New Roman"/>
+                <w:sz w:val="26"/>
+                <w:szCs w:val="26"/>
+              </w:rPr>
+              <w:t>Thùy Trang</w:t>
+            </w:r>
+          </w:p>
+        </w:tc>
+      </w:tr>
+      <w:tr>
+        <w:tc>
+          <w:tcPr>
+            <w:tcW w:w="1121" w:type="dxa"/>
+            <w:vAlign w:val="center"/>
+          </w:tcPr>
+          <w:p>
+            <w:pPr>
+              <w:tabs>
+                <w:tab w:val="left" w:leader="hyphen" w:pos="2694"/>
+                <w:tab w:val="left" w:leader="hyphen" w:pos="9356"/>
+              </w:tabs>
+              <w:jc w:val="center"/>
+              <w:rPr>
+                <w:rFonts w:ascii="Times New Roman" w:hAnsi="Times New Roman" w:cs="Times New Roman"/>
+                <w:sz w:val="26"/>
+                <w:szCs w:val="26"/>
+              </w:rPr>
+            </w:pPr>
+            <w:r>
+              <w:rPr>
+                <w:rFonts w:ascii="Times New Roman" w:hAnsi="Times New Roman" w:cs="Times New Roman"/>
+                <w:sz w:val="26"/>
+                <w:szCs w:val="26"/>
+              </w:rPr>
+              <w:t>4</w:t>
+            </w:r>
+          </w:p>
+        </w:tc>
+        <w:tc>
+          <w:tcPr>
+            <w:tcW w:w="2702" w:type="dxa"/>
+          </w:tcPr>
+          <w:p>
+            <w:pPr>
+              <w:tabs>
+                <w:tab w:val="left" w:leader="hyphen" w:pos="2694"/>
+                <w:tab w:val="left" w:leader="hyphen" w:pos="9356"/>
+              </w:tabs>
+              <w:rPr>
+                <w:rFonts w:ascii="Times New Roman" w:hAnsi="Times New Roman" w:cs="Times New Roman"/>
+                <w:sz w:val="26"/>
+                <w:szCs w:val="26"/>
+              </w:rPr>
+            </w:pPr>
+            <w:r>
+              <w:rPr>
+                <w:rFonts w:ascii="Times New Roman" w:hAnsi="Times New Roman" w:cs="Times New Roman"/>
+                <w:sz w:val="26"/>
+                <w:szCs w:val="26"/>
+              </w:rPr>
+              <w:t>Lê Anh</w:t>
+            </w:r>
+          </w:p>
+        </w:tc>
+      </w:tr>
+      <w:tr>
+        <w:tc>
+          <w:tcPr>
+            <w:tcW w:w="1121" w:type="dxa"/>
+            <w:vAlign w:val="center"/>
+          </w:tcPr>
+          <w:p>
+            <w:pPr>
+              <w:tabs>
+                <w:tab w:val="left" w:leader="hyphen" w:pos="2694"/>
+                <w:tab w:val="left" w:leader="hyphen" w:pos="9356"/>
+              </w:tabs>
+              <w:jc w:val="center"/>
+              <w:rPr>
+                <w:rFonts w:ascii="Times New Roman" w:hAnsi="Times New Roman" w:cs="Times New Roman"/>
+                <w:sz w:val="26"/>
+                <w:szCs w:val="26"/>
+              </w:rPr>
+            </w:pPr>
+            <w:r>
+              <w:rPr>
+                <w:rFonts w:ascii="Times New Roman" w:hAnsi="Times New Roman" w:cs="Times New Roman"/>
+                <w:sz w:val="26"/>
+                <w:szCs w:val="26"/>
+              </w:rPr>
+              <w:t>5</w:t>
+            </w:r>
+          </w:p>
+        </w:tc>
+        <w:tc>
+          <w:tcPr>
+            <w:tcW w:w="2702" w:type="dxa"/>
+          </w:tcPr>
+          <w:p>
+            <w:pPr>
+              <w:tabs>
+                <w:tab w:val="left" w:leader="hyphen" w:pos="2694"/>
+                <w:tab w:val="left" w:leader="hyphen" w:pos="9356"/>
+              </w:tabs>
+              <w:rPr>
+                <w:rFonts w:ascii="Times New Roman" w:hAnsi="Times New Roman" w:cs="Times New Roman"/>
+                <w:sz w:val="26"/>
+                <w:szCs w:val="26"/>
+              </w:rPr>
+            </w:pPr>
+            <w:r>
+              <w:rPr>
+                <w:rFonts w:ascii="Times New Roman" w:hAnsi="Times New Roman" w:cs="Times New Roman"/>
+                <w:sz w:val="26"/>
+                <w:szCs w:val="26"/>
+              </w:rPr>
+              <w:t>Quốc Ấn</w:t>
+            </w:r>
+          </w:p>
+        </w:tc>
+      </w:tr>
+      <w:tr>
+        <w:tc>
+          <w:tcPr>
+            <w:tcW w:w="1121" w:type="dxa"/>
+            <w:vAlign w:val="center"/>
+          </w:tcPr>
+          <w:p>
+            <w:pPr>
+              <w:tabs>
+                <w:tab w:val="left" w:leader="hyphen" w:pos="2694"/>
+                <w:tab w:val="left" w:leader="hyphen" w:pos="9356"/>
+              </w:tabs>
+              <w:jc w:val="center"/>
+              <w:rPr>
+                <w:rFonts w:ascii="Times New Roman" w:hAnsi="Times New Roman" w:cs="Times New Roman"/>
+                <w:sz w:val="26"/>
+                <w:szCs w:val="26"/>
+              </w:rPr>
+            </w:pPr>
+            <w:r>
+              <w:rPr>
+                <w:rFonts w:ascii="Times New Roman" w:hAnsi="Times New Roman" w:cs="Times New Roman"/>
+                <w:sz w:val="26"/>
+                <w:szCs w:val="26"/>
+              </w:rPr>
+              <w:t>6</w:t>
+            </w:r>
+          </w:p>
+        </w:tc>
+        <w:tc>
+          <w:tcPr>
+            <w:tcW w:w="2702" w:type="dxa"/>
+          </w:tcPr>
+          <w:p>
+            <w:pPr>
+              <w:tabs>
+                <w:tab w:val="left" w:leader="hyphen" w:pos="2694"/>
+                <w:tab w:val="left" w:leader="hyphen" w:pos="9356"/>
+              </w:tabs>
+              <w:rPr>
+                <w:rFonts w:ascii="Times New Roman" w:hAnsi="Times New Roman" w:cs="Times New Roman"/>
+                <w:sz w:val="26"/>
+                <w:szCs w:val="26"/>
+              </w:rPr>
+            </w:pPr>
+            <w:r>
+              <w:rPr>
+                <w:rFonts w:ascii="Times New Roman" w:hAnsi="Times New Roman" w:cs="Times New Roman"/>
+                <w:sz w:val="26"/>
+                <w:szCs w:val="26"/>
+              </w:rPr>
+              <w:t>Kỳ Duyên</w:t>
+            </w:r>
+          </w:p>
+        </w:tc>
+      </w:tr>
+      <w:tr>
+        <w:tc>
+          <w:tcPr>
+            <w:tcW w:w="1121" w:type="dxa"/>
+            <w:vAlign w:val="center"/>
+          </w:tcPr>
+          <w:p>
+            <w:pPr>
+              <w:tabs>
+                <w:tab w:val="left" w:leader="hyphen" w:pos="2694"/>
+                <w:tab w:val="left" w:leader="hyphen" w:pos="9356"/>
+              </w:tabs>
+              <w:jc w:val="center"/>
+              <w:rPr>
+                <w:rFonts w:ascii="Times New Roman" w:hAnsi="Times New Roman" w:cs="Times New Roman"/>
+                <w:sz w:val="26"/>
+                <w:szCs w:val="26"/>
+              </w:rPr>
+            </w:pPr>
+            <w:r>
+              <w:rPr>
+                <w:rFonts w:ascii="Times New Roman" w:hAnsi="Times New Roman" w:cs="Times New Roman"/>
+                <w:sz w:val="26"/>
+                <w:szCs w:val="26"/>
+              </w:rPr>
+              <w:t>7</w:t>
+            </w:r>
+          </w:p>
+        </w:tc>
+        <w:tc>
+          <w:tcPr>
+            <w:tcW w:w="2702" w:type="dxa"/>
+          </w:tcPr>
+          <w:p>
+            <w:pPr>
+              <w:tabs>
+                <w:tab w:val="left" w:leader="hyphen" w:pos="2694"/>
+                <w:tab w:val="left" w:leader="hyphen" w:pos="9356"/>
+              </w:tabs>
+              <w:rPr>
+                <w:rFonts w:ascii="Times New Roman" w:hAnsi="Times New Roman" w:cs="Times New Roman"/>
+                <w:sz w:val="26"/>
+                <w:szCs w:val="26"/>
+              </w:rPr>
+            </w:pPr>
+            <w:r>
+              <w:rPr>
+                <w:rFonts w:ascii="Times New Roman" w:hAnsi="Times New Roman" w:cs="Times New Roman"/>
+                <w:sz w:val="26"/>
+                <w:szCs w:val="26"/>
+              </w:rPr>
+              <w:t>Ngọc Phú</w:t>
+            </w:r>
+          </w:p>
+        </w:tc>
+      </w:tr>
+      <w:tr>
+        <w:tc>
+          <w:tcPr>
+            <w:tcW w:w="1121" w:type="dxa"/>
+            <w:vAlign w:val="center"/>
+          </w:tcPr>
+          <w:p>
+            <w:pPr>
+              <w:tabs>
+                <w:tab w:val="left" w:leader="hyphen" w:pos="2694"/>
+                <w:tab w:val="left" w:leader="hyphen" w:pos="9356"/>
+              </w:tabs>
+              <w:jc w:val="center"/>
+              <w:rPr>
+                <w:rFonts w:ascii="Times New Roman" w:hAnsi="Times New Roman" w:cs="Times New Roman"/>
+                <w:sz w:val="26"/>
+                <w:szCs w:val="26"/>
+              </w:rPr>
+            </w:pPr>
+            <w:r>
+              <w:rPr>
+                <w:rFonts w:ascii="Times New Roman" w:hAnsi="Times New Roman" w:cs="Times New Roman"/>
+                <w:sz w:val="26"/>
+                <w:szCs w:val="26"/>
+              </w:rPr>
+              <w:t>8</w:t>
+            </w:r>
+          </w:p>
+        </w:tc>
+        <w:tc>
+          <w:tcPr>
+            <w:tcW w:w="2702" w:type="dxa"/>
+          </w:tcPr>
+          <w:p>
+            <w:pPr>
+              <w:tabs>
+                <w:tab w:val="left" w:leader="hyphen" w:pos="2694"/>
+                <w:tab w:val="left" w:leader="hyphen" w:pos="9356"/>
+              </w:tabs>
+              <w:rPr>
+                <w:rFonts w:ascii="Times New Roman" w:hAnsi="Times New Roman" w:cs="Times New Roman"/>
+                <w:sz w:val="26"/>
+                <w:szCs w:val="26"/>
+              </w:rPr>
+            </w:pPr>
+            <w:r>
+              <w:rPr>
+                <w:rFonts w:ascii="Times New Roman" w:hAnsi="Times New Roman" w:cs="Times New Roman"/>
+                <w:sz w:val="26"/>
+                <w:szCs w:val="26"/>
+              </w:rPr>
+              <w:t>Đăng Khoa</w:t>
+            </w:r>
+          </w:p>
+        </w:tc>
+      </w:tr>
+      <w:tr>
+        <w:tc>
+          <w:tcPr>
+            <w:tcW w:w="1121" w:type="dxa"/>
+            <w:vAlign w:val="center"/>
+          </w:tcPr>
+          <w:p>
+            <w:pPr>
+              <w:tabs>
+                <w:tab w:val="left" w:leader="hyphen" w:pos="2694"/>
+                <w:tab w:val="left" w:leader="hyphen" w:pos="9356"/>
+              </w:tabs>
+              <w:jc w:val="center"/>
+              <w:rPr>
+                <w:rFonts w:ascii="Times New Roman" w:hAnsi="Times New Roman" w:cs="Times New Roman"/>
+                <w:sz w:val="26"/>
+                <w:szCs w:val="26"/>
+              </w:rPr>
+            </w:pPr>
+            <w:r>
+              <w:rPr>
+                <w:rFonts w:ascii="Times New Roman" w:hAnsi="Times New Roman" w:cs="Times New Roman"/>
+                <w:sz w:val="26"/>
+                <w:szCs w:val="26"/>
+              </w:rPr>
+              <w:t>9</w:t>
+            </w:r>
+          </w:p>
+        </w:tc>
+        <w:tc>
+          <w:tcPr>
+            <w:tcW w:w="2702" w:type="dxa"/>
+          </w:tcPr>
+          <w:p>
+            <w:pPr>
+              <w:tabs>
+                <w:tab w:val="left" w:leader="hyphen" w:pos="2694"/>
+                <w:tab w:val="left" w:leader="hyphen" w:pos="9356"/>
+              </w:tabs>
+              <w:rPr>
+                <w:rFonts w:ascii="Times New Roman" w:hAnsi="Times New Roman" w:cs="Times New Roman"/>
+                <w:sz w:val="26"/>
+                <w:szCs w:val="26"/>
+              </w:rPr>
+            </w:pPr>
+            <w:r>
+              <w:rPr>
+                <w:rFonts w:ascii="Times New Roman" w:hAnsi="Times New Roman" w:cs="Times New Roman"/>
+                <w:sz w:val="26"/>
+                <w:szCs w:val="26"/>
+              </w:rPr>
+              <w:t>Thành Kiện</w:t>
+            </w:r>
+          </w:p>
+        </w:tc>
+      </w:tr>
+      <w:tr>
+        <w:tc>
+          <w:tcPr>
+            <w:tcW w:w="1121" w:type="dxa"/>
+            <w:vAlign w:val="center"/>
+          </w:tcPr>
+          <w:p>
+            <w:pPr>
+              <w:tabs>
+                <w:tab w:val="left" w:leader="hyphen" w:pos="2694"/>
+                <w:tab w:val="left" w:leader="hyphen" w:pos="9356"/>
+              </w:tabs>
+              <w:jc w:val="center"/>
+              <w:rPr>
+                <w:rFonts w:ascii="Times New Roman" w:hAnsi="Times New Roman" w:cs="Times New Roman"/>
+                <w:sz w:val="26"/>
+                <w:szCs w:val="26"/>
+              </w:rPr>
+            </w:pPr>
+            <w:r>
+              <w:rPr>
+                <w:rFonts w:ascii="Times New Roman" w:hAnsi="Times New Roman" w:cs="Times New Roman"/>
+                <w:sz w:val="26"/>
+                <w:szCs w:val="26"/>
+              </w:rPr>
+              <w:t>10</w:t>
+            </w:r>
+          </w:p>
+        </w:tc>
+        <w:tc>
+          <w:tcPr>
+            <w:tcW w:w="2702" w:type="dxa"/>
+          </w:tcPr>
+          <w:p>
+            <w:pPr>
+              <w:tabs>
+                <w:tab w:val="left" w:leader="hyphen" w:pos="2694"/>
+                <w:tab w:val="left" w:leader="hyphen" w:pos="9356"/>
+              </w:tabs>
+              <w:rPr>
+                <w:rFonts w:ascii="Times New Roman" w:hAnsi="Times New Roman" w:cs="Times New Roman"/>
+                <w:sz w:val="26"/>
+                <w:szCs w:val="26"/>
+              </w:rPr>
+            </w:pPr>
+            <w:r>
+              <w:rPr>
+                <w:rFonts w:ascii="Times New Roman" w:hAnsi="Times New Roman" w:cs="Times New Roman"/>
+                <w:sz w:val="26"/>
+                <w:szCs w:val="26"/>
+              </w:rPr>
+              <w:t>Tài Hiếu</w:t>
+            </w:r>
+          </w:p>
+        </w:tc>
+      </w:tr>
+      <w:tr>
+        <w:tc>
+          <w:tcPr>
+            <w:tcW w:w="1121" w:type="dxa"/>
+            <w:vAlign w:val="center"/>
+          </w:tcPr>
+          <w:p>
+            <w:pPr>
+              <w:tabs>
+                <w:tab w:val="left" w:leader="hyphen" w:pos="2694"/>
+                <w:tab w:val="left" w:leader="hyphen" w:pos="9356"/>
+              </w:tabs>
+              <w:jc w:val="center"/>
+              <w:rPr>
+                <w:rFonts w:ascii="Times New Roman" w:hAnsi="Times New Roman" w:cs="Times New Roman"/>
+                <w:sz w:val="26"/>
+                <w:szCs w:val="26"/>
+              </w:rPr>
+            </w:pPr>
+            <w:r>
+              <w:rPr>
+                <w:rFonts w:ascii="Times New Roman" w:hAnsi="Times New Roman" w:cs="Times New Roman"/>
+                <w:sz w:val="26"/>
+                <w:szCs w:val="26"/>
+              </w:rPr>
+              <w:t>11</w:t>
+            </w:r>
+          </w:p>
+        </w:tc>
+        <w:tc>
+          <w:tcPr>
+            <w:tcW w:w="2702" w:type="dxa"/>
+          </w:tcPr>
+          <w:p>
+            <w:pPr>
+              <w:tabs>
+                <w:tab w:val="left" w:leader="hyphen" w:pos="2694"/>
+                <w:tab w:val="left" w:leader="hyphen" w:pos="9356"/>
+              </w:tabs>
+              <w:rPr>
+                <w:rFonts w:ascii="Times New Roman" w:hAnsi="Times New Roman" w:cs="Times New Roman"/>
+                <w:sz w:val="26"/>
+                <w:szCs w:val="26"/>
+              </w:rPr>
+            </w:pPr>
+            <w:r>
+              <w:rPr>
+                <w:rFonts w:ascii="Times New Roman" w:hAnsi="Times New Roman" w:cs="Times New Roman"/>
+                <w:sz w:val="26"/>
+                <w:szCs w:val="26"/>
+              </w:rPr>
+              <w:t>Đức Hiếu</w:t>
+            </w:r>
+          </w:p>
+        </w:tc>
+      </w:tr>
+      <w:tr>
+        <w:tc>
+          <w:tcPr>
+            <w:tcW w:w="1121" w:type="dxa"/>
+            <w:vAlign w:val="center"/>
+          </w:tcPr>
+          <w:p>
+            <w:pPr>
+              <w:tabs>
+                <w:tab w:val="left" w:leader="hyphen" w:pos="2694"/>
+                <w:tab w:val="left" w:leader="hyphen" w:pos="9356"/>
+              </w:tabs>
+              <w:jc w:val="center"/>
+              <w:rPr>
+                <w:rFonts w:ascii="Times New Roman" w:hAnsi="Times New Roman" w:cs="Times New Roman"/>
+                <w:sz w:val="26"/>
+                <w:szCs w:val="26"/>
+              </w:rPr>
+            </w:pPr>
+            <w:r>
+              <w:rPr>
+                <w:rFonts w:ascii="Times New Roman" w:hAnsi="Times New Roman" w:cs="Times New Roman"/>
+                <w:sz w:val="26"/>
+                <w:szCs w:val="26"/>
+              </w:rPr>
+              <w:t>12</w:t>
+            </w:r>
+          </w:p>
+        </w:tc>
+        <w:tc>
+          <w:tcPr>
+            <w:tcW w:w="2702" w:type="dxa"/>
+          </w:tcPr>
+          <w:p>
+            <w:pPr>
+              <w:tabs>
+                <w:tab w:val="left" w:leader="hyphen" w:pos="2694"/>
+                <w:tab w:val="left" w:leader="hyphen" w:pos="9356"/>
+              </w:tabs>
+              <w:rPr>
+                <w:rFonts w:ascii="Times New Roman" w:hAnsi="Times New Roman" w:cs="Times New Roman"/>
+                <w:sz w:val="26"/>
+                <w:szCs w:val="26"/>
+              </w:rPr>
+            </w:pPr>
+            <w:r>
+              <w:rPr>
+                <w:rFonts w:ascii="Times New Roman" w:hAnsi="Times New Roman" w:cs="Times New Roman"/>
+                <w:sz w:val="26"/>
+                <w:szCs w:val="26"/>
+              </w:rPr>
+              <w:t>Thanh Tâm</w:t>
+            </w:r>
+          </w:p>
+        </w:tc>
+      </w:tr>
+      <w:tr>
+        <w:tc>
+          <w:tcPr>
+            <w:tcW w:w="1121" w:type="dxa"/>
+            <w:vAlign w:val="center"/>
+          </w:tcPr>
+          <w:p>
+            <w:pPr>
+              <w:tabs>
+                <w:tab w:val="left" w:leader="hyphen" w:pos="2694"/>
+                <w:tab w:val="left" w:leader="hyphen" w:pos="9356"/>
+              </w:tabs>
+              <w:jc w:val="center"/>
+              <w:rPr>
+                <w:rFonts w:ascii="Times New Roman" w:hAnsi="Times New Roman" w:cs="Times New Roman"/>
+                <w:sz w:val="26"/>
+                <w:szCs w:val="26"/>
+              </w:rPr>
+            </w:pPr>
+            <w:r>
+              <w:rPr>
+                <w:rFonts w:ascii="Times New Roman" w:hAnsi="Times New Roman" w:cs="Times New Roman"/>
+                <w:sz w:val="26"/>
+                <w:szCs w:val="26"/>
+              </w:rPr>
+              <w:t>12A</w:t>
+            </w:r>
+          </w:p>
+        </w:tc>
+        <w:tc>
+          <w:tcPr>
+            <w:tcW w:w="2702" w:type="dxa"/>
+          </w:tcPr>
+          <w:p>
+            <w:pPr>
+              <w:tabs>
+                <w:tab w:val="left" w:leader="hyphen" w:pos="2694"/>
+                <w:tab w:val="left" w:leader="hyphen" w:pos="9356"/>
+              </w:tabs>
+              <w:rPr>
+                <w:rFonts w:ascii="Times New Roman" w:hAnsi="Times New Roman" w:cs="Times New Roman"/>
+                <w:sz w:val="26"/>
+                <w:szCs w:val="26"/>
+              </w:rPr>
+            </w:pPr>
+          </w:p>
+        </w:tc>
+      </w:tr>
+    </w:tbl>
     <w:p>
       <w:pPr>
         <w:tabs>
@@ -557,8 +1442,1930 @@
         </w:tabs>
         <w:rPr>
           <w:rFonts w:ascii="Times New Roman" w:hAnsi="Times New Roman" w:cs="Times New Roman"/>
+          <w:sz w:val="26"/>
+          <w:szCs w:val="26"/>
+        </w:rPr>
+      </w:pPr>
+    </w:p>
+    <w:p>
+      <w:pPr>
+        <w:pStyle w:val="ListParagraph"/>
+        <w:numPr>
+          <w:ilvl w:val="0"/>
+          <w:numId w:val="3"/>
+        </w:numPr>
+        <w:tabs>
+          <w:tab w:val="left" w:leader="hyphen" w:pos="2694"/>
+          <w:tab w:val="left" w:leader="hyphen" w:pos="9356"/>
+        </w:tabs>
+        <w:rPr>
+          <w:rFonts w:ascii="Times New Roman" w:hAnsi="Times New Roman" w:cs="Times New Roman"/>
           <w:i/>
           <w:iCs/>
+          <w:sz w:val="26"/>
+          <w:szCs w:val="26"/>
+        </w:rPr>
+      </w:pPr>
+      <w:r>
+        <w:rPr>
+          <w:rFonts w:ascii="Times New Roman" w:hAnsi="Times New Roman" w:cs="Times New Roman"/>
+          <w:i/>
+          <w:iCs/>
+          <w:sz w:val="26"/>
+          <w:szCs w:val="26"/>
+        </w:rPr>
+        <w:t>Công tác chuẩn bị</w:t>
+      </w:r>
+    </w:p>
+    <w:p>
+      <w:pPr>
+        <w:pStyle w:val="ListParagraph"/>
+        <w:numPr>
+          <w:ilvl w:val="0"/>
+          <w:numId w:val="2"/>
+        </w:numPr>
+        <w:tabs>
+          <w:tab w:val="left" w:leader="hyphen" w:pos="2694"/>
+          <w:tab w:val="left" w:leader="hyphen" w:pos="9356"/>
+        </w:tabs>
+        <w:rPr>
+          <w:rFonts w:ascii="Times New Roman" w:hAnsi="Times New Roman" w:cs="Times New Roman"/>
+          <w:sz w:val="26"/>
+          <w:szCs w:val="26"/>
+        </w:rPr>
+      </w:pPr>
+      <w:r>
+        <w:rPr>
+          <w:rFonts w:ascii="Times New Roman" w:hAnsi="Times New Roman" w:cs="Times New Roman"/>
+          <w:sz w:val="26"/>
+          <w:szCs w:val="26"/>
+        </w:rPr>
+        <w:t xml:space="preserve">Đi chợ mua đồ ăn </w:t>
+      </w:r>
+    </w:p>
+    <w:p>
+      <w:pPr>
+        <w:pStyle w:val="ListParagraph"/>
+        <w:numPr>
+          <w:ilvl w:val="0"/>
+          <w:numId w:val="2"/>
+        </w:numPr>
+        <w:tabs>
+          <w:tab w:val="left" w:leader="hyphen" w:pos="2694"/>
+          <w:tab w:val="left" w:leader="hyphen" w:pos="9356"/>
+        </w:tabs>
+        <w:rPr>
+          <w:rFonts w:ascii="Times New Roman" w:hAnsi="Times New Roman" w:cs="Times New Roman"/>
+          <w:sz w:val="26"/>
+          <w:szCs w:val="26"/>
+        </w:rPr>
+      </w:pPr>
+      <w:r>
+        <w:rPr>
+          <w:rFonts w:ascii="Times New Roman" w:hAnsi="Times New Roman" w:cs="Times New Roman"/>
+          <w:sz w:val="26"/>
+          <w:szCs w:val="26"/>
+        </w:rPr>
+        <w:t xml:space="preserve">Nấu ăn </w:t>
+      </w:r>
+    </w:p>
+    <w:p>
+      <w:pPr>
+        <w:pStyle w:val="ListParagraph"/>
+        <w:numPr>
+          <w:ilvl w:val="0"/>
+          <w:numId w:val="2"/>
+        </w:numPr>
+        <w:tabs>
+          <w:tab w:val="left" w:leader="hyphen" w:pos="2694"/>
+          <w:tab w:val="left" w:leader="hyphen" w:pos="9356"/>
+        </w:tabs>
+        <w:rPr>
+          <w:rFonts w:ascii="Times New Roman" w:hAnsi="Times New Roman" w:cs="Times New Roman"/>
+          <w:sz w:val="26"/>
+          <w:szCs w:val="26"/>
+        </w:rPr>
+      </w:pPr>
+      <w:r>
+        <w:rPr>
+          <w:rFonts w:ascii="Times New Roman" w:hAnsi="Times New Roman" w:cs="Times New Roman"/>
+          <w:sz w:val="26"/>
+          <w:szCs w:val="26"/>
+        </w:rPr>
+        <w:t>Ướp thịt</w:t>
+      </w:r>
+      <w:r>
+        <w:rPr>
+          <w:rFonts w:ascii="Times New Roman" w:hAnsi="Times New Roman" w:cs="Times New Roman"/>
+          <w:sz w:val="26"/>
+          <w:szCs w:val="26"/>
+        </w:rPr>
+        <w:t xml:space="preserve"> </w:t>
+      </w:r>
+      <w:r>
+        <w:rPr>
+          <w:rFonts w:ascii="Times New Roman" w:hAnsi="Times New Roman" w:cs="Times New Roman"/>
+          <w:sz w:val="26"/>
+          <w:szCs w:val="26"/>
+        </w:rPr>
+        <w:t>-</w:t>
+      </w:r>
+      <w:r>
+        <w:rPr>
+          <w:rFonts w:ascii="Times New Roman" w:hAnsi="Times New Roman" w:cs="Times New Roman"/>
+          <w:sz w:val="26"/>
+          <w:szCs w:val="26"/>
+        </w:rPr>
+        <w:t xml:space="preserve"> Nướng thịt</w:t>
+      </w:r>
+    </w:p>
+    <w:p>
+      <w:pPr>
+        <w:pStyle w:val="ListParagraph"/>
+        <w:numPr>
+          <w:ilvl w:val="0"/>
+          <w:numId w:val="2"/>
+        </w:numPr>
+        <w:tabs>
+          <w:tab w:val="left" w:leader="hyphen" w:pos="2694"/>
+          <w:tab w:val="left" w:leader="hyphen" w:pos="9356"/>
+        </w:tabs>
+        <w:rPr>
+          <w:rFonts w:ascii="Times New Roman" w:hAnsi="Times New Roman" w:cs="Times New Roman"/>
+          <w:sz w:val="26"/>
+          <w:szCs w:val="26"/>
+        </w:rPr>
+      </w:pPr>
+      <w:r>
+        <w:rPr>
+          <w:rFonts w:ascii="Times New Roman" w:hAnsi="Times New Roman" w:cs="Times New Roman"/>
+          <w:sz w:val="26"/>
+          <w:szCs w:val="26"/>
+        </w:rPr>
+        <w:t>Dọn bàn</w:t>
+      </w:r>
+      <w:r>
+        <w:rPr>
+          <w:rFonts w:ascii="Times New Roman" w:hAnsi="Times New Roman" w:cs="Times New Roman"/>
+          <w:sz w:val="26"/>
+          <w:szCs w:val="26"/>
+        </w:rPr>
+        <w:t xml:space="preserve"> - </w:t>
+      </w:r>
+      <w:r>
+        <w:rPr>
+          <w:rFonts w:ascii="Times New Roman" w:hAnsi="Times New Roman" w:cs="Times New Roman"/>
+          <w:sz w:val="26"/>
+          <w:szCs w:val="26"/>
+        </w:rPr>
+        <w:t>Rửa chén</w:t>
+      </w:r>
+    </w:p>
+    <w:p>
+      <w:pPr>
+        <w:pStyle w:val="ListParagraph"/>
+        <w:numPr>
+          <w:ilvl w:val="0"/>
+          <w:numId w:val="2"/>
+        </w:numPr>
+        <w:tabs>
+          <w:tab w:val="left" w:leader="hyphen" w:pos="2694"/>
+          <w:tab w:val="left" w:leader="hyphen" w:pos="9356"/>
+        </w:tabs>
+        <w:rPr>
+          <w:rFonts w:ascii="Times New Roman" w:hAnsi="Times New Roman" w:cs="Times New Roman"/>
+          <w:sz w:val="26"/>
+          <w:szCs w:val="26"/>
+        </w:rPr>
+      </w:pPr>
+      <w:r>
+        <w:rPr>
+          <w:rFonts w:ascii="Times New Roman" w:hAnsi="Times New Roman" w:cs="Times New Roman"/>
+          <w:sz w:val="26"/>
+          <w:szCs w:val="26"/>
+        </w:rPr>
+        <w:t>Dọn vệ sinh</w:t>
+      </w:r>
+    </w:p>
+    <w:p>
+      <w:pPr>
+        <w:pStyle w:val="ListParagraph"/>
+        <w:numPr>
+          <w:ilvl w:val="0"/>
+          <w:numId w:val="3"/>
+        </w:numPr>
+        <w:tabs>
+          <w:tab w:val="left" w:leader="hyphen" w:pos="2694"/>
+          <w:tab w:val="left" w:leader="hyphen" w:pos="9356"/>
+        </w:tabs>
+        <w:rPr>
+          <w:rFonts w:ascii="Times New Roman" w:hAnsi="Times New Roman" w:cs="Times New Roman"/>
+          <w:i/>
+          <w:iCs/>
+          <w:sz w:val="26"/>
+          <w:szCs w:val="26"/>
+        </w:rPr>
+      </w:pPr>
+      <w:r>
+        <w:rPr>
+          <w:rFonts w:ascii="Times New Roman" w:hAnsi="Times New Roman" w:cs="Times New Roman"/>
+          <w:i/>
+          <w:iCs/>
+          <w:sz w:val="26"/>
+          <w:szCs w:val="26"/>
+        </w:rPr>
+        <w:t>Thực đơn món ăn</w:t>
+      </w:r>
+    </w:p>
+    <w:p>
+      <w:pPr>
+        <w:pStyle w:val="ListParagraph"/>
+        <w:numPr>
+          <w:ilvl w:val="0"/>
+          <w:numId w:val="2"/>
+        </w:numPr>
+        <w:tabs>
+          <w:tab w:val="left" w:leader="hyphen" w:pos="2694"/>
+          <w:tab w:val="left" w:leader="hyphen" w:pos="9356"/>
+        </w:tabs>
+        <w:rPr>
+          <w:rFonts w:ascii="Times New Roman" w:hAnsi="Times New Roman" w:cs="Times New Roman"/>
+          <w:sz w:val="26"/>
+          <w:szCs w:val="26"/>
+        </w:rPr>
+      </w:pPr>
+      <w:r>
+        <w:rPr>
+          <w:rFonts w:ascii="Times New Roman" w:hAnsi="Times New Roman" w:cs="Times New Roman"/>
+          <w:sz w:val="26"/>
+          <w:szCs w:val="26"/>
+        </w:rPr>
+        <w:t>Lẩu thái</w:t>
+      </w:r>
+    </w:p>
+    <w:p>
+      <w:pPr>
+        <w:pStyle w:val="ListParagraph"/>
+        <w:numPr>
+          <w:ilvl w:val="0"/>
+          <w:numId w:val="2"/>
+        </w:numPr>
+        <w:tabs>
+          <w:tab w:val="left" w:leader="hyphen" w:pos="2694"/>
+          <w:tab w:val="left" w:leader="hyphen" w:pos="9356"/>
+        </w:tabs>
+        <w:rPr>
+          <w:rFonts w:ascii="Times New Roman" w:hAnsi="Times New Roman" w:cs="Times New Roman"/>
+          <w:i/>
+          <w:iCs/>
+          <w:sz w:val="26"/>
+          <w:szCs w:val="26"/>
+        </w:rPr>
+      </w:pPr>
+      <w:r>
+        <w:rPr>
+          <w:rFonts w:ascii="Times New Roman" w:hAnsi="Times New Roman" w:cs="Times New Roman"/>
+          <w:sz w:val="26"/>
+          <w:szCs w:val="26"/>
+        </w:rPr>
+        <w:t>Đậu hủ chiên (tẩm hành nếu biết nấu)</w:t>
+      </w:r>
+    </w:p>
+    <w:p>
+      <w:pPr>
+        <w:pStyle w:val="ListParagraph"/>
+        <w:numPr>
+          <w:ilvl w:val="0"/>
+          <w:numId w:val="2"/>
+        </w:numPr>
+        <w:tabs>
+          <w:tab w:val="left" w:leader="hyphen" w:pos="2694"/>
+          <w:tab w:val="left" w:leader="hyphen" w:pos="9356"/>
+        </w:tabs>
+        <w:rPr>
+          <w:rFonts w:ascii="Times New Roman" w:hAnsi="Times New Roman" w:cs="Times New Roman"/>
+          <w:i/>
+          <w:iCs/>
+          <w:sz w:val="26"/>
+          <w:szCs w:val="26"/>
+        </w:rPr>
+      </w:pPr>
+      <w:r>
+        <w:rPr>
+          <w:rFonts w:ascii="Times New Roman" w:hAnsi="Times New Roman" w:cs="Times New Roman"/>
+          <w:sz w:val="26"/>
+          <w:szCs w:val="26"/>
+        </w:rPr>
+        <w:t>Thịt heo nướng muối ớt</w:t>
+      </w:r>
+    </w:p>
+    <w:p>
+      <w:pPr>
+        <w:pStyle w:val="ListParagraph"/>
+        <w:numPr>
+          <w:ilvl w:val="0"/>
+          <w:numId w:val="2"/>
+        </w:numPr>
+        <w:tabs>
+          <w:tab w:val="left" w:leader="hyphen" w:pos="2694"/>
+          <w:tab w:val="left" w:leader="hyphen" w:pos="9356"/>
+        </w:tabs>
+        <w:rPr>
+          <w:rFonts w:ascii="Times New Roman" w:hAnsi="Times New Roman" w:cs="Times New Roman"/>
+          <w:i/>
+          <w:iCs/>
+          <w:sz w:val="26"/>
+          <w:szCs w:val="26"/>
+        </w:rPr>
+      </w:pPr>
+      <w:r>
+        <w:rPr>
+          <w:rFonts w:ascii="Times New Roman" w:hAnsi="Times New Roman" w:cs="Times New Roman"/>
+          <w:sz w:val="26"/>
+          <w:szCs w:val="26"/>
+        </w:rPr>
+        <w:t>Gà nướng mắm nhỉ</w:t>
+      </w:r>
+    </w:p>
+    <w:p>
+      <w:pPr>
+        <w:pStyle w:val="ListParagraph"/>
+        <w:numPr>
+          <w:ilvl w:val="0"/>
+          <w:numId w:val="2"/>
+        </w:numPr>
+        <w:tabs>
+          <w:tab w:val="left" w:leader="hyphen" w:pos="2694"/>
+          <w:tab w:val="left" w:leader="hyphen" w:pos="9356"/>
+        </w:tabs>
+        <w:rPr>
+          <w:rFonts w:ascii="Times New Roman" w:hAnsi="Times New Roman" w:cs="Times New Roman"/>
+          <w:i/>
+          <w:iCs/>
+          <w:sz w:val="26"/>
+          <w:szCs w:val="26"/>
+        </w:rPr>
+      </w:pPr>
+      <w:r>
+        <w:rPr>
+          <w:rFonts w:ascii="Times New Roman" w:hAnsi="Times New Roman" w:cs="Times New Roman"/>
+          <w:sz w:val="26"/>
+          <w:szCs w:val="26"/>
+        </w:rPr>
+        <w:t>Cơm chiên trứng</w:t>
+      </w:r>
+    </w:p>
+    <w:p>
+      <w:pPr>
+        <w:pStyle w:val="ListParagraph"/>
+        <w:numPr>
+          <w:ilvl w:val="0"/>
+          <w:numId w:val="2"/>
+        </w:numPr>
+        <w:tabs>
+          <w:tab w:val="left" w:leader="hyphen" w:pos="2694"/>
+          <w:tab w:val="left" w:leader="hyphen" w:pos="9356"/>
+        </w:tabs>
+        <w:rPr>
+          <w:rFonts w:ascii="Times New Roman" w:hAnsi="Times New Roman" w:cs="Times New Roman"/>
+          <w:i/>
+          <w:iCs/>
+          <w:sz w:val="26"/>
+          <w:szCs w:val="26"/>
+        </w:rPr>
+      </w:pPr>
+      <w:r>
+        <w:rPr>
+          <w:rFonts w:ascii="Times New Roman" w:hAnsi="Times New Roman" w:cs="Times New Roman"/>
+          <w:sz w:val="26"/>
+          <w:szCs w:val="26"/>
+        </w:rPr>
+        <w:t>Trái cây</w:t>
+      </w:r>
+    </w:p>
+    <w:p>
+      <w:pPr>
+        <w:pStyle w:val="ListParagraph"/>
+        <w:numPr>
+          <w:ilvl w:val="0"/>
+          <w:numId w:val="3"/>
+        </w:numPr>
+        <w:tabs>
+          <w:tab w:val="left" w:leader="hyphen" w:pos="2694"/>
+          <w:tab w:val="left" w:leader="hyphen" w:pos="9356"/>
+        </w:tabs>
+        <w:rPr>
+          <w:rFonts w:ascii="Times New Roman" w:hAnsi="Times New Roman" w:cs="Times New Roman"/>
+          <w:i/>
+          <w:iCs/>
+          <w:sz w:val="26"/>
+          <w:szCs w:val="26"/>
+        </w:rPr>
+      </w:pPr>
+      <w:r>
+        <w:rPr>
+          <w:rFonts w:ascii="Times New Roman" w:hAnsi="Times New Roman" w:cs="Times New Roman"/>
+          <w:i/>
+          <w:iCs/>
+          <w:sz w:val="26"/>
+          <w:szCs w:val="26"/>
+        </w:rPr>
+        <w:t>Chi tiết thời gian</w:t>
+      </w:r>
+    </w:p>
+    <w:p>
+      <w:pPr>
+        <w:pStyle w:val="ListParagraph"/>
+        <w:numPr>
+          <w:ilvl w:val="0"/>
+          <w:numId w:val="4"/>
+        </w:numPr>
+        <w:tabs>
+          <w:tab w:val="left" w:leader="hyphen" w:pos="2694"/>
+          <w:tab w:val="left" w:leader="hyphen" w:pos="9356"/>
+        </w:tabs>
+        <w:rPr>
+          <w:rFonts w:ascii="Times New Roman" w:hAnsi="Times New Roman" w:cs="Times New Roman"/>
+          <w:sz w:val="26"/>
+          <w:szCs w:val="26"/>
+        </w:rPr>
+      </w:pPr>
+      <w:r>
+        <w:rPr>
+          <w:rFonts w:ascii="Times New Roman" w:hAnsi="Times New Roman" w:cs="Times New Roman"/>
+          <w:sz w:val="26"/>
+          <w:szCs w:val="26"/>
+        </w:rPr>
+        <w:t>Từ 18</w:t>
+      </w:r>
+      <w:r>
+        <w:rPr>
+          <w:rFonts w:ascii="Times New Roman" w:hAnsi="Times New Roman" w:cs="Times New Roman"/>
+          <w:sz w:val="26"/>
+          <w:szCs w:val="26"/>
+        </w:rPr>
+        <w:t>h</w:t>
+      </w:r>
+      <w:r>
+        <w:rPr>
+          <w:rFonts w:ascii="Times New Roman" w:hAnsi="Times New Roman" w:cs="Times New Roman"/>
+          <w:sz w:val="26"/>
+          <w:szCs w:val="26"/>
+        </w:rPr>
+        <w:t xml:space="preserve">00 </w:t>
+      </w:r>
+      <w:r>
+        <w:rPr>
+          <w:rFonts w:ascii="Times New Roman" w:hAnsi="Times New Roman" w:cs="Times New Roman"/>
+          <w:sz w:val="26"/>
+          <w:szCs w:val="26"/>
+        </w:rPr>
+        <w:t xml:space="preserve">- </w:t>
+      </w:r>
+      <w:r>
+        <w:rPr>
+          <w:rFonts w:ascii="Times New Roman" w:hAnsi="Times New Roman" w:cs="Times New Roman"/>
+          <w:sz w:val="26"/>
+          <w:szCs w:val="26"/>
+        </w:rPr>
+        <w:t>18h30: Chuẩn bị nguyên liệu phục vụ cho việc nấu ăn</w:t>
+      </w:r>
+      <w:r>
+        <w:rPr>
+          <w:rFonts w:ascii="Times New Roman" w:hAnsi="Times New Roman" w:cs="Times New Roman"/>
+          <w:sz w:val="26"/>
+          <w:szCs w:val="26"/>
+        </w:rPr>
+        <w:t>.</w:t>
+      </w:r>
+    </w:p>
+    <w:p>
+      <w:pPr>
+        <w:pStyle w:val="ListParagraph"/>
+        <w:numPr>
+          <w:ilvl w:val="0"/>
+          <w:numId w:val="4"/>
+        </w:numPr>
+        <w:tabs>
+          <w:tab w:val="left" w:leader="hyphen" w:pos="2694"/>
+          <w:tab w:val="left" w:leader="hyphen" w:pos="9356"/>
+        </w:tabs>
+        <w:rPr>
+          <w:rFonts w:ascii="Times New Roman" w:hAnsi="Times New Roman" w:cs="Times New Roman"/>
+          <w:sz w:val="26"/>
+          <w:szCs w:val="26"/>
+        </w:rPr>
+      </w:pPr>
+      <w:r>
+        <w:rPr>
+          <w:rFonts w:ascii="Times New Roman" w:hAnsi="Times New Roman" w:cs="Times New Roman"/>
+          <w:sz w:val="26"/>
+          <w:szCs w:val="26"/>
+        </w:rPr>
+        <w:t>18</w:t>
+      </w:r>
+      <w:r>
+        <w:rPr>
+          <w:rFonts w:ascii="Times New Roman" w:hAnsi="Times New Roman" w:cs="Times New Roman"/>
+          <w:sz w:val="26"/>
+          <w:szCs w:val="26"/>
+        </w:rPr>
+        <w:t>h</w:t>
+      </w:r>
+      <w:r>
+        <w:rPr>
+          <w:rFonts w:ascii="Times New Roman" w:hAnsi="Times New Roman" w:cs="Times New Roman"/>
+          <w:sz w:val="26"/>
+          <w:szCs w:val="26"/>
+        </w:rPr>
+        <w:t xml:space="preserve">30 </w:t>
+      </w:r>
+      <w:r>
+        <w:rPr>
+          <w:rFonts w:ascii="Times New Roman" w:hAnsi="Times New Roman" w:cs="Times New Roman"/>
+          <w:sz w:val="26"/>
+          <w:szCs w:val="26"/>
+        </w:rPr>
+        <w:t>-</w:t>
+      </w:r>
+      <w:r>
+        <w:rPr>
+          <w:rFonts w:ascii="Times New Roman" w:hAnsi="Times New Roman" w:cs="Times New Roman"/>
+          <w:sz w:val="26"/>
+          <w:szCs w:val="26"/>
+        </w:rPr>
+        <w:t xml:space="preserve"> 7h15: Tiến hành nấu ăn và ướp thịt</w:t>
+      </w:r>
+      <w:r>
+        <w:rPr>
+          <w:rFonts w:ascii="Times New Roman" w:hAnsi="Times New Roman" w:cs="Times New Roman"/>
+          <w:sz w:val="26"/>
+          <w:szCs w:val="26"/>
+        </w:rPr>
+        <w:t>.</w:t>
+      </w:r>
+    </w:p>
+    <w:p>
+      <w:pPr>
+        <w:pStyle w:val="ListParagraph"/>
+        <w:numPr>
+          <w:ilvl w:val="0"/>
+          <w:numId w:val="4"/>
+        </w:numPr>
+        <w:tabs>
+          <w:tab w:val="left" w:leader="hyphen" w:pos="2694"/>
+          <w:tab w:val="left" w:leader="hyphen" w:pos="9356"/>
+        </w:tabs>
+        <w:rPr>
+          <w:rFonts w:ascii="Times New Roman" w:hAnsi="Times New Roman" w:cs="Times New Roman"/>
+          <w:sz w:val="26"/>
+          <w:szCs w:val="26"/>
+        </w:rPr>
+      </w:pPr>
+      <w:r>
+        <w:rPr>
+          <w:rFonts w:ascii="Times New Roman" w:hAnsi="Times New Roman" w:cs="Times New Roman"/>
+          <w:sz w:val="26"/>
+          <w:szCs w:val="26"/>
+        </w:rPr>
+        <w:t>7h15 - 7h30: Dòn bàn tiệc</w:t>
+      </w:r>
+      <w:r>
+        <w:rPr>
+          <w:rFonts w:ascii="Times New Roman" w:hAnsi="Times New Roman" w:cs="Times New Roman"/>
+          <w:sz w:val="26"/>
+          <w:szCs w:val="26"/>
+        </w:rPr>
+        <w:t>.</w:t>
+      </w:r>
+    </w:p>
+    <w:p>
+      <w:pPr>
+        <w:pStyle w:val="ListParagraph"/>
+        <w:numPr>
+          <w:ilvl w:val="0"/>
+          <w:numId w:val="4"/>
+        </w:numPr>
+        <w:tabs>
+          <w:tab w:val="left" w:leader="hyphen" w:pos="2694"/>
+          <w:tab w:val="left" w:leader="hyphen" w:pos="9356"/>
+        </w:tabs>
+        <w:rPr>
+          <w:rFonts w:ascii="Times New Roman" w:hAnsi="Times New Roman" w:cs="Times New Roman"/>
+          <w:sz w:val="26"/>
+          <w:szCs w:val="26"/>
+        </w:rPr>
+      </w:pPr>
+      <w:r>
+        <w:rPr>
+          <w:rFonts w:ascii="Times New Roman" w:hAnsi="Times New Roman" w:cs="Times New Roman"/>
+          <w:sz w:val="26"/>
+          <w:szCs w:val="26"/>
+        </w:rPr>
+        <w:lastRenderedPageBreak/>
+        <w:t xml:space="preserve">7h30 </w:t>
+      </w:r>
+      <w:r>
+        <w:rPr>
+          <w:rFonts w:ascii="Times New Roman" w:hAnsi="Times New Roman" w:cs="Times New Roman"/>
+          <w:sz w:val="26"/>
+          <w:szCs w:val="26"/>
+        </w:rPr>
+        <w:t>-</w:t>
+      </w:r>
+      <w:r>
+        <w:rPr>
+          <w:rFonts w:ascii="Times New Roman" w:hAnsi="Times New Roman" w:cs="Times New Roman"/>
+          <w:sz w:val="26"/>
+          <w:szCs w:val="26"/>
+        </w:rPr>
+        <w:t xml:space="preserve"> 7h45: Dọn các món ăn và nướng thịt</w:t>
+      </w:r>
+      <w:r>
+        <w:rPr>
+          <w:rFonts w:ascii="Times New Roman" w:hAnsi="Times New Roman" w:cs="Times New Roman"/>
+          <w:sz w:val="26"/>
+          <w:szCs w:val="26"/>
+        </w:rPr>
+        <w:t xml:space="preserve"> </w:t>
+      </w:r>
+      <w:r>
+        <w:rPr>
+          <w:rFonts w:ascii="Times New Roman" w:hAnsi="Times New Roman" w:cs="Times New Roman"/>
+          <w:sz w:val="26"/>
+          <w:szCs w:val="26"/>
+        </w:rPr>
+        <w:t>-</w:t>
+      </w:r>
+      <w:r>
+        <w:rPr>
+          <w:rFonts w:ascii="Times New Roman" w:hAnsi="Times New Roman" w:cs="Times New Roman"/>
+          <w:sz w:val="26"/>
+          <w:szCs w:val="26"/>
+        </w:rPr>
+        <w:t xml:space="preserve"> nhập tiệc</w:t>
+      </w:r>
+      <w:r>
+        <w:rPr>
+          <w:rFonts w:ascii="Times New Roman" w:hAnsi="Times New Roman" w:cs="Times New Roman"/>
+          <w:sz w:val="26"/>
+          <w:szCs w:val="26"/>
+        </w:rPr>
+        <w:t>.</w:t>
+      </w:r>
+    </w:p>
+    <w:p>
+      <w:pPr>
+        <w:pStyle w:val="ListParagraph"/>
+        <w:numPr>
+          <w:ilvl w:val="0"/>
+          <w:numId w:val="4"/>
+        </w:numPr>
+        <w:tabs>
+          <w:tab w:val="left" w:leader="hyphen" w:pos="2694"/>
+          <w:tab w:val="left" w:leader="hyphen" w:pos="9356"/>
+        </w:tabs>
+        <w:rPr>
+          <w:rFonts w:ascii="Times New Roman" w:hAnsi="Times New Roman" w:cs="Times New Roman"/>
+          <w:sz w:val="26"/>
+          <w:szCs w:val="26"/>
+        </w:rPr>
+      </w:pPr>
+      <w:r>
+        <w:rPr>
+          <w:rFonts w:ascii="Times New Roman" w:hAnsi="Times New Roman" w:cs="Times New Roman"/>
+          <w:sz w:val="26"/>
+          <w:szCs w:val="26"/>
+        </w:rPr>
+        <w:t xml:space="preserve">Sau tiệc </w:t>
+      </w:r>
+      <w:r>
+        <w:rPr>
+          <w:rFonts w:ascii="Times New Roman" w:hAnsi="Times New Roman" w:cs="Times New Roman"/>
+          <w:sz w:val="26"/>
+          <w:szCs w:val="26"/>
+        </w:rPr>
+        <w:t>-</w:t>
+      </w:r>
+      <w:r>
+        <w:rPr>
+          <w:rFonts w:ascii="Times New Roman" w:hAnsi="Times New Roman" w:cs="Times New Roman"/>
+          <w:sz w:val="26"/>
+          <w:szCs w:val="26"/>
+        </w:rPr>
+        <w:t xml:space="preserve"> rửa chén và dọn vệ sinh</w:t>
+      </w:r>
+      <w:r>
+        <w:rPr>
+          <w:rFonts w:ascii="Times New Roman" w:hAnsi="Times New Roman" w:cs="Times New Roman"/>
+          <w:sz w:val="26"/>
+          <w:szCs w:val="26"/>
+        </w:rPr>
+        <w:t>.</w:t>
+      </w:r>
+    </w:p>
+    <w:p>
+      <w:pPr>
+        <w:pStyle w:val="ListParagraph"/>
+        <w:numPr>
+          <w:ilvl w:val="0"/>
+          <w:numId w:val="3"/>
+        </w:numPr>
+        <w:tabs>
+          <w:tab w:val="left" w:leader="hyphen" w:pos="2694"/>
+          <w:tab w:val="left" w:leader="hyphen" w:pos="9356"/>
+        </w:tabs>
+        <w:rPr>
+          <w:rFonts w:ascii="Times New Roman" w:hAnsi="Times New Roman" w:cs="Times New Roman"/>
+          <w:i/>
+          <w:iCs/>
+          <w:sz w:val="26"/>
+          <w:szCs w:val="26"/>
+        </w:rPr>
+      </w:pPr>
+      <w:r>
+        <w:rPr>
+          <w:rFonts w:ascii="Times New Roman" w:hAnsi="Times New Roman" w:cs="Times New Roman"/>
+          <w:i/>
+          <w:iCs/>
+          <w:sz w:val="26"/>
+          <w:szCs w:val="26"/>
+        </w:rPr>
+        <w:t>Sinh hoạt chung</w:t>
+      </w:r>
+    </w:p>
+    <w:p>
+      <w:pPr>
+        <w:pStyle w:val="ListParagraph"/>
+        <w:numPr>
+          <w:ilvl w:val="0"/>
+          <w:numId w:val="4"/>
+        </w:numPr>
+        <w:tabs>
+          <w:tab w:val="left" w:leader="hyphen" w:pos="2694"/>
+          <w:tab w:val="left" w:leader="hyphen" w:pos="9356"/>
+        </w:tabs>
+        <w:rPr>
+          <w:rFonts w:ascii="Times New Roman" w:hAnsi="Times New Roman" w:cs="Times New Roman"/>
+          <w:sz w:val="26"/>
+          <w:szCs w:val="26"/>
+        </w:rPr>
+      </w:pPr>
+      <w:r>
+        <w:rPr>
+          <w:rFonts w:ascii="Times New Roman" w:hAnsi="Times New Roman" w:cs="Times New Roman"/>
+          <w:sz w:val="26"/>
+          <w:szCs w:val="26"/>
+        </w:rPr>
+        <w:t xml:space="preserve">Chơi mèo nổ </w:t>
+      </w:r>
+    </w:p>
+    <w:p>
+      <w:pPr>
+        <w:pStyle w:val="ListParagraph"/>
+        <w:numPr>
+          <w:ilvl w:val="0"/>
+          <w:numId w:val="4"/>
+        </w:numPr>
+        <w:tabs>
+          <w:tab w:val="left" w:leader="hyphen" w:pos="2694"/>
+          <w:tab w:val="left" w:leader="hyphen" w:pos="9356"/>
+        </w:tabs>
+        <w:rPr>
+          <w:rFonts w:ascii="Times New Roman" w:hAnsi="Times New Roman" w:cs="Times New Roman"/>
+          <w:sz w:val="26"/>
+          <w:szCs w:val="26"/>
+        </w:rPr>
+      </w:pPr>
+      <w:r>
+        <w:rPr>
+          <w:rFonts w:ascii="Times New Roman" w:hAnsi="Times New Roman" w:cs="Times New Roman"/>
+          <w:sz w:val="26"/>
+          <w:szCs w:val="26"/>
+        </w:rPr>
+        <w:t>Chơi ma sói</w:t>
+      </w:r>
+    </w:p>
+    <w:p>
+      <w:pPr>
+        <w:pStyle w:val="ListParagraph"/>
+        <w:numPr>
+          <w:ilvl w:val="0"/>
+          <w:numId w:val="3"/>
+        </w:numPr>
+        <w:tabs>
+          <w:tab w:val="left" w:leader="hyphen" w:pos="2694"/>
+          <w:tab w:val="left" w:leader="hyphen" w:pos="9356"/>
+        </w:tabs>
+        <w:rPr>
+          <w:rFonts w:ascii="Times New Roman" w:hAnsi="Times New Roman" w:cs="Times New Roman"/>
+          <w:sz w:val="26"/>
+          <w:szCs w:val="26"/>
+        </w:rPr>
+      </w:pPr>
+      <w:r>
+        <w:rPr>
+          <w:rFonts w:ascii="Times New Roman" w:hAnsi="Times New Roman" w:cs="Times New Roman"/>
+          <w:i/>
+          <w:iCs/>
+          <w:sz w:val="26"/>
+          <w:szCs w:val="26"/>
+        </w:rPr>
+        <w:t>Chi tiết phân công</w:t>
+      </w:r>
+    </w:p>
+    <w:tbl>
+      <w:tblPr>
+        <w:tblStyle w:val="TableGrid"/>
+        <w:tblW w:w="0" w:type="auto"/>
+        <w:tblInd w:w="2276" w:type="dxa"/>
+        <w:tblLook w:val="04A0" w:firstRow="1" w:lastRow="0" w:firstColumn="1" w:lastColumn="0" w:noHBand="0" w:noVBand="1"/>
+      </w:tblPr>
+      <w:tblGrid>
+        <w:gridCol w:w="1121"/>
+        <w:gridCol w:w="2702"/>
+        <w:gridCol w:w="2702"/>
+      </w:tblGrid>
+      <w:tr>
+        <w:trPr>
+          <w:trHeight w:val="582"/>
+        </w:trPr>
+        <w:tc>
+          <w:tcPr>
+            <w:tcW w:w="1121" w:type="dxa"/>
+            <w:vAlign w:val="center"/>
+          </w:tcPr>
+          <w:p>
+            <w:pPr>
+              <w:tabs>
+                <w:tab w:val="left" w:leader="hyphen" w:pos="2694"/>
+                <w:tab w:val="left" w:leader="hyphen" w:pos="9356"/>
+              </w:tabs>
+              <w:jc w:val="center"/>
+              <w:rPr>
+                <w:rFonts w:ascii="Times New Roman" w:hAnsi="Times New Roman" w:cs="Times New Roman"/>
+                <w:sz w:val="26"/>
+                <w:szCs w:val="26"/>
+              </w:rPr>
+            </w:pPr>
+            <w:r>
+              <w:rPr>
+                <w:rFonts w:ascii="Times New Roman" w:hAnsi="Times New Roman" w:cs="Times New Roman"/>
+                <w:sz w:val="26"/>
+                <w:szCs w:val="26"/>
+              </w:rPr>
+              <w:t>STT</w:t>
+            </w:r>
+          </w:p>
+        </w:tc>
+        <w:tc>
+          <w:tcPr>
+            <w:tcW w:w="2702" w:type="dxa"/>
+            <w:vAlign w:val="center"/>
+          </w:tcPr>
+          <w:p>
+            <w:pPr>
+              <w:tabs>
+                <w:tab w:val="left" w:leader="hyphen" w:pos="2694"/>
+                <w:tab w:val="left" w:leader="hyphen" w:pos="9356"/>
+              </w:tabs>
+              <w:jc w:val="center"/>
+              <w:rPr>
+                <w:rFonts w:ascii="Times New Roman" w:hAnsi="Times New Roman" w:cs="Times New Roman"/>
+                <w:sz w:val="26"/>
+                <w:szCs w:val="26"/>
+              </w:rPr>
+            </w:pPr>
+            <w:r>
+              <w:rPr>
+                <w:rFonts w:ascii="Times New Roman" w:hAnsi="Times New Roman" w:cs="Times New Roman"/>
+                <w:sz w:val="26"/>
+                <w:szCs w:val="26"/>
+              </w:rPr>
+              <w:t>Họ &amp; tên khách mời</w:t>
+            </w:r>
+          </w:p>
+        </w:tc>
+        <w:tc>
+          <w:tcPr>
+            <w:tcW w:w="2702" w:type="dxa"/>
+            <w:vAlign w:val="center"/>
+          </w:tcPr>
+          <w:p>
+            <w:pPr>
+              <w:tabs>
+                <w:tab w:val="left" w:leader="hyphen" w:pos="2694"/>
+                <w:tab w:val="left" w:leader="hyphen" w:pos="9356"/>
+              </w:tabs>
+              <w:jc w:val="center"/>
+              <w:rPr>
+                <w:rFonts w:ascii="Times New Roman" w:hAnsi="Times New Roman" w:cs="Times New Roman"/>
+                <w:sz w:val="26"/>
+                <w:szCs w:val="26"/>
+              </w:rPr>
+            </w:pPr>
+            <w:r>
+              <w:rPr>
+                <w:rFonts w:ascii="Times New Roman" w:hAnsi="Times New Roman" w:cs="Times New Roman"/>
+                <w:sz w:val="26"/>
+                <w:szCs w:val="26"/>
+              </w:rPr>
+              <w:t>Công việc</w:t>
+            </w:r>
+          </w:p>
+        </w:tc>
+      </w:tr>
+      <w:tr>
+        <w:trPr>
+          <w:trHeight w:val="133"/>
+        </w:trPr>
+        <w:tc>
+          <w:tcPr>
+            <w:tcW w:w="1121" w:type="dxa"/>
+            <w:vAlign w:val="center"/>
+          </w:tcPr>
+          <w:p>
+            <w:pPr>
+              <w:tabs>
+                <w:tab w:val="left" w:leader="hyphen" w:pos="2694"/>
+                <w:tab w:val="left" w:leader="hyphen" w:pos="9356"/>
+              </w:tabs>
+              <w:jc w:val="center"/>
+              <w:rPr>
+                <w:rFonts w:ascii="Times New Roman" w:hAnsi="Times New Roman" w:cs="Times New Roman"/>
+                <w:sz w:val="26"/>
+                <w:szCs w:val="26"/>
+              </w:rPr>
+            </w:pPr>
+            <w:r>
+              <w:rPr>
+                <w:rFonts w:ascii="Times New Roman" w:hAnsi="Times New Roman" w:cs="Times New Roman"/>
+                <w:sz w:val="26"/>
+                <w:szCs w:val="26"/>
+              </w:rPr>
+              <w:t>1</w:t>
+            </w:r>
+          </w:p>
+        </w:tc>
+        <w:tc>
+          <w:tcPr>
+            <w:tcW w:w="2702" w:type="dxa"/>
+          </w:tcPr>
+          <w:p>
+            <w:pPr>
+              <w:tabs>
+                <w:tab w:val="left" w:leader="hyphen" w:pos="2694"/>
+                <w:tab w:val="left" w:leader="hyphen" w:pos="9356"/>
+              </w:tabs>
+              <w:rPr>
+                <w:rFonts w:ascii="Times New Roman" w:hAnsi="Times New Roman" w:cs="Times New Roman"/>
+                <w:sz w:val="26"/>
+                <w:szCs w:val="26"/>
+              </w:rPr>
+            </w:pPr>
+            <w:r>
+              <w:rPr>
+                <w:rFonts w:ascii="Times New Roman" w:hAnsi="Times New Roman" w:cs="Times New Roman"/>
+                <w:sz w:val="26"/>
+                <w:szCs w:val="26"/>
+              </w:rPr>
+              <w:t>Duy Mạnh (Chủ Nhà)</w:t>
+            </w:r>
+          </w:p>
+        </w:tc>
+        <w:tc>
+          <w:tcPr>
+            <w:tcW w:w="2702" w:type="dxa"/>
+          </w:tcPr>
+          <w:p>
+            <w:pPr>
+              <w:tabs>
+                <w:tab w:val="left" w:leader="hyphen" w:pos="2694"/>
+                <w:tab w:val="left" w:leader="hyphen" w:pos="9356"/>
+              </w:tabs>
+              <w:rPr>
+                <w:rFonts w:ascii="Times New Roman" w:hAnsi="Times New Roman" w:cs="Times New Roman"/>
+                <w:sz w:val="26"/>
+                <w:szCs w:val="26"/>
+              </w:rPr>
+            </w:pPr>
+          </w:p>
+        </w:tc>
+      </w:tr>
+      <w:tr>
+        <w:tc>
+          <w:tcPr>
+            <w:tcW w:w="1121" w:type="dxa"/>
+            <w:vAlign w:val="center"/>
+          </w:tcPr>
+          <w:p>
+            <w:pPr>
+              <w:tabs>
+                <w:tab w:val="left" w:leader="hyphen" w:pos="2694"/>
+                <w:tab w:val="left" w:leader="hyphen" w:pos="9356"/>
+              </w:tabs>
+              <w:jc w:val="center"/>
+              <w:rPr>
+                <w:rFonts w:ascii="Times New Roman" w:hAnsi="Times New Roman" w:cs="Times New Roman"/>
+                <w:sz w:val="26"/>
+                <w:szCs w:val="26"/>
+              </w:rPr>
+            </w:pPr>
+            <w:r>
+              <w:rPr>
+                <w:rFonts w:ascii="Times New Roman" w:hAnsi="Times New Roman" w:cs="Times New Roman"/>
+                <w:sz w:val="26"/>
+                <w:szCs w:val="26"/>
+              </w:rPr>
+              <w:t>2</w:t>
+            </w:r>
+          </w:p>
+        </w:tc>
+        <w:tc>
+          <w:tcPr>
+            <w:tcW w:w="2702" w:type="dxa"/>
+          </w:tcPr>
+          <w:p>
+            <w:pPr>
+              <w:tabs>
+                <w:tab w:val="left" w:leader="hyphen" w:pos="2694"/>
+                <w:tab w:val="left" w:leader="hyphen" w:pos="9356"/>
+              </w:tabs>
+              <w:rPr>
+                <w:rFonts w:ascii="Times New Roman" w:hAnsi="Times New Roman" w:cs="Times New Roman"/>
+                <w:sz w:val="26"/>
+                <w:szCs w:val="26"/>
+              </w:rPr>
+            </w:pPr>
+            <w:r>
+              <w:rPr>
+                <w:rFonts w:ascii="Times New Roman" w:hAnsi="Times New Roman" w:cs="Times New Roman"/>
+                <w:sz w:val="26"/>
+                <w:szCs w:val="26"/>
+              </w:rPr>
+              <w:t>Lê Danh</w:t>
+            </w:r>
+          </w:p>
+        </w:tc>
+        <w:tc>
+          <w:tcPr>
+            <w:tcW w:w="2702" w:type="dxa"/>
+          </w:tcPr>
+          <w:p>
+            <w:pPr>
+              <w:tabs>
+                <w:tab w:val="left" w:leader="hyphen" w:pos="2694"/>
+                <w:tab w:val="left" w:leader="hyphen" w:pos="9356"/>
+              </w:tabs>
+              <w:rPr>
+                <w:rFonts w:ascii="Times New Roman" w:hAnsi="Times New Roman" w:cs="Times New Roman"/>
+                <w:sz w:val="26"/>
+                <w:szCs w:val="26"/>
+              </w:rPr>
+            </w:pPr>
+          </w:p>
+        </w:tc>
+      </w:tr>
+      <w:tr>
+        <w:tc>
+          <w:tcPr>
+            <w:tcW w:w="1121" w:type="dxa"/>
+            <w:vAlign w:val="center"/>
+          </w:tcPr>
+          <w:p>
+            <w:pPr>
+              <w:tabs>
+                <w:tab w:val="left" w:leader="hyphen" w:pos="2694"/>
+                <w:tab w:val="left" w:leader="hyphen" w:pos="9356"/>
+              </w:tabs>
+              <w:jc w:val="center"/>
+              <w:rPr>
+                <w:rFonts w:ascii="Times New Roman" w:hAnsi="Times New Roman" w:cs="Times New Roman"/>
+                <w:sz w:val="26"/>
+                <w:szCs w:val="26"/>
+              </w:rPr>
+            </w:pPr>
+            <w:r>
+              <w:rPr>
+                <w:rFonts w:ascii="Times New Roman" w:hAnsi="Times New Roman" w:cs="Times New Roman"/>
+                <w:sz w:val="26"/>
+                <w:szCs w:val="26"/>
+              </w:rPr>
+              <w:t>3</w:t>
+            </w:r>
+          </w:p>
+        </w:tc>
+        <w:tc>
+          <w:tcPr>
+            <w:tcW w:w="2702" w:type="dxa"/>
+          </w:tcPr>
+          <w:p>
+            <w:pPr>
+              <w:tabs>
+                <w:tab w:val="left" w:leader="hyphen" w:pos="2694"/>
+                <w:tab w:val="left" w:leader="hyphen" w:pos="9356"/>
+              </w:tabs>
+              <w:rPr>
+                <w:rFonts w:ascii="Times New Roman" w:hAnsi="Times New Roman" w:cs="Times New Roman"/>
+                <w:sz w:val="26"/>
+                <w:szCs w:val="26"/>
+              </w:rPr>
+            </w:pPr>
+            <w:r>
+              <w:rPr>
+                <w:rFonts w:ascii="Times New Roman" w:hAnsi="Times New Roman" w:cs="Times New Roman"/>
+                <w:sz w:val="26"/>
+                <w:szCs w:val="26"/>
+              </w:rPr>
+              <w:t>Thùy Trang</w:t>
+            </w:r>
+          </w:p>
+        </w:tc>
+        <w:tc>
+          <w:tcPr>
+            <w:tcW w:w="2702" w:type="dxa"/>
+          </w:tcPr>
+          <w:p>
+            <w:pPr>
+              <w:tabs>
+                <w:tab w:val="left" w:leader="hyphen" w:pos="2694"/>
+                <w:tab w:val="left" w:leader="hyphen" w:pos="9356"/>
+              </w:tabs>
+              <w:rPr>
+                <w:rFonts w:ascii="Times New Roman" w:hAnsi="Times New Roman" w:cs="Times New Roman"/>
+                <w:sz w:val="26"/>
+                <w:szCs w:val="26"/>
+              </w:rPr>
+            </w:pPr>
+          </w:p>
+        </w:tc>
+      </w:tr>
+      <w:tr>
+        <w:tc>
+          <w:tcPr>
+            <w:tcW w:w="1121" w:type="dxa"/>
+            <w:vAlign w:val="center"/>
+          </w:tcPr>
+          <w:p>
+            <w:pPr>
+              <w:tabs>
+                <w:tab w:val="left" w:leader="hyphen" w:pos="2694"/>
+                <w:tab w:val="left" w:leader="hyphen" w:pos="9356"/>
+              </w:tabs>
+              <w:jc w:val="center"/>
+              <w:rPr>
+                <w:rFonts w:ascii="Times New Roman" w:hAnsi="Times New Roman" w:cs="Times New Roman"/>
+                <w:sz w:val="26"/>
+                <w:szCs w:val="26"/>
+              </w:rPr>
+            </w:pPr>
+            <w:r>
+              <w:rPr>
+                <w:rFonts w:ascii="Times New Roman" w:hAnsi="Times New Roman" w:cs="Times New Roman"/>
+                <w:sz w:val="26"/>
+                <w:szCs w:val="26"/>
+              </w:rPr>
+              <w:t>4</w:t>
+            </w:r>
+          </w:p>
+        </w:tc>
+        <w:tc>
+          <w:tcPr>
+            <w:tcW w:w="2702" w:type="dxa"/>
+          </w:tcPr>
+          <w:p>
+            <w:pPr>
+              <w:tabs>
+                <w:tab w:val="left" w:leader="hyphen" w:pos="2694"/>
+                <w:tab w:val="left" w:leader="hyphen" w:pos="9356"/>
+              </w:tabs>
+              <w:rPr>
+                <w:rFonts w:ascii="Times New Roman" w:hAnsi="Times New Roman" w:cs="Times New Roman"/>
+                <w:sz w:val="26"/>
+                <w:szCs w:val="26"/>
+              </w:rPr>
+            </w:pPr>
+            <w:r>
+              <w:rPr>
+                <w:rFonts w:ascii="Times New Roman" w:hAnsi="Times New Roman" w:cs="Times New Roman"/>
+                <w:sz w:val="26"/>
+                <w:szCs w:val="26"/>
+              </w:rPr>
+              <w:t>Lê Anh</w:t>
+            </w:r>
+          </w:p>
+        </w:tc>
+        <w:tc>
+          <w:tcPr>
+            <w:tcW w:w="2702" w:type="dxa"/>
+          </w:tcPr>
+          <w:p>
+            <w:pPr>
+              <w:tabs>
+                <w:tab w:val="left" w:leader="hyphen" w:pos="2694"/>
+                <w:tab w:val="left" w:leader="hyphen" w:pos="9356"/>
+              </w:tabs>
+              <w:rPr>
+                <w:rFonts w:ascii="Times New Roman" w:hAnsi="Times New Roman" w:cs="Times New Roman"/>
+                <w:sz w:val="26"/>
+                <w:szCs w:val="26"/>
+              </w:rPr>
+            </w:pPr>
+            <w:r>
+              <w:rPr>
+                <w:rFonts w:ascii="Times New Roman" w:hAnsi="Times New Roman" w:cs="Times New Roman"/>
+                <w:sz w:val="26"/>
+                <w:szCs w:val="26"/>
+              </w:rPr>
+              <w:t>Đi chợ chuẩn bị</w:t>
+            </w:r>
+          </w:p>
+        </w:tc>
+      </w:tr>
+      <w:tr>
+        <w:tc>
+          <w:tcPr>
+            <w:tcW w:w="1121" w:type="dxa"/>
+            <w:vAlign w:val="center"/>
+          </w:tcPr>
+          <w:p>
+            <w:pPr>
+              <w:tabs>
+                <w:tab w:val="left" w:leader="hyphen" w:pos="2694"/>
+                <w:tab w:val="left" w:leader="hyphen" w:pos="9356"/>
+              </w:tabs>
+              <w:jc w:val="center"/>
+              <w:rPr>
+                <w:rFonts w:ascii="Times New Roman" w:hAnsi="Times New Roman" w:cs="Times New Roman"/>
+                <w:sz w:val="26"/>
+                <w:szCs w:val="26"/>
+              </w:rPr>
+            </w:pPr>
+            <w:r>
+              <w:rPr>
+                <w:rFonts w:ascii="Times New Roman" w:hAnsi="Times New Roman" w:cs="Times New Roman"/>
+                <w:sz w:val="26"/>
+                <w:szCs w:val="26"/>
+              </w:rPr>
+              <w:t>5</w:t>
+            </w:r>
+          </w:p>
+        </w:tc>
+        <w:tc>
+          <w:tcPr>
+            <w:tcW w:w="2702" w:type="dxa"/>
+          </w:tcPr>
+          <w:p>
+            <w:pPr>
+              <w:tabs>
+                <w:tab w:val="left" w:leader="hyphen" w:pos="2694"/>
+                <w:tab w:val="left" w:leader="hyphen" w:pos="9356"/>
+              </w:tabs>
+              <w:rPr>
+                <w:rFonts w:ascii="Times New Roman" w:hAnsi="Times New Roman" w:cs="Times New Roman"/>
+                <w:sz w:val="26"/>
+                <w:szCs w:val="26"/>
+              </w:rPr>
+            </w:pPr>
+            <w:r>
+              <w:rPr>
+                <w:rFonts w:ascii="Times New Roman" w:hAnsi="Times New Roman" w:cs="Times New Roman"/>
+                <w:sz w:val="26"/>
+                <w:szCs w:val="26"/>
+              </w:rPr>
+              <w:t>Quốc Ấn</w:t>
+            </w:r>
+          </w:p>
+        </w:tc>
+        <w:tc>
+          <w:tcPr>
+            <w:tcW w:w="2702" w:type="dxa"/>
+          </w:tcPr>
+          <w:p>
+            <w:pPr>
+              <w:tabs>
+                <w:tab w:val="left" w:leader="hyphen" w:pos="2694"/>
+                <w:tab w:val="left" w:leader="hyphen" w:pos="9356"/>
+              </w:tabs>
+              <w:rPr>
+                <w:rFonts w:ascii="Times New Roman" w:hAnsi="Times New Roman" w:cs="Times New Roman"/>
+                <w:sz w:val="26"/>
+                <w:szCs w:val="26"/>
+              </w:rPr>
+            </w:pPr>
+            <w:r>
+              <w:rPr>
+                <w:rFonts w:ascii="Times New Roman" w:hAnsi="Times New Roman" w:cs="Times New Roman"/>
+                <w:sz w:val="26"/>
+                <w:szCs w:val="26"/>
+              </w:rPr>
+              <w:t>Đầu bếp</w:t>
+            </w:r>
+          </w:p>
+        </w:tc>
+      </w:tr>
+      <w:tr>
+        <w:tc>
+          <w:tcPr>
+            <w:tcW w:w="1121" w:type="dxa"/>
+            <w:vAlign w:val="center"/>
+          </w:tcPr>
+          <w:p>
+            <w:pPr>
+              <w:tabs>
+                <w:tab w:val="left" w:leader="hyphen" w:pos="2694"/>
+                <w:tab w:val="left" w:leader="hyphen" w:pos="9356"/>
+              </w:tabs>
+              <w:jc w:val="center"/>
+              <w:rPr>
+                <w:rFonts w:ascii="Times New Roman" w:hAnsi="Times New Roman" w:cs="Times New Roman"/>
+                <w:sz w:val="26"/>
+                <w:szCs w:val="26"/>
+              </w:rPr>
+            </w:pPr>
+            <w:r>
+              <w:rPr>
+                <w:rFonts w:ascii="Times New Roman" w:hAnsi="Times New Roman" w:cs="Times New Roman"/>
+                <w:sz w:val="26"/>
+                <w:szCs w:val="26"/>
+              </w:rPr>
+              <w:t>6</w:t>
+            </w:r>
+          </w:p>
+        </w:tc>
+        <w:tc>
+          <w:tcPr>
+            <w:tcW w:w="2702" w:type="dxa"/>
+          </w:tcPr>
+          <w:p>
+            <w:pPr>
+              <w:tabs>
+                <w:tab w:val="left" w:leader="hyphen" w:pos="2694"/>
+                <w:tab w:val="left" w:leader="hyphen" w:pos="9356"/>
+              </w:tabs>
+              <w:rPr>
+                <w:rFonts w:ascii="Times New Roman" w:hAnsi="Times New Roman" w:cs="Times New Roman"/>
+                <w:sz w:val="26"/>
+                <w:szCs w:val="26"/>
+              </w:rPr>
+            </w:pPr>
+            <w:r>
+              <w:rPr>
+                <w:rFonts w:ascii="Times New Roman" w:hAnsi="Times New Roman" w:cs="Times New Roman"/>
+                <w:sz w:val="26"/>
+                <w:szCs w:val="26"/>
+              </w:rPr>
+              <w:t>Kỳ Duyên</w:t>
+            </w:r>
+          </w:p>
+        </w:tc>
+        <w:tc>
+          <w:tcPr>
+            <w:tcW w:w="2702" w:type="dxa"/>
+          </w:tcPr>
+          <w:p>
+            <w:pPr>
+              <w:tabs>
+                <w:tab w:val="left" w:leader="hyphen" w:pos="2694"/>
+                <w:tab w:val="left" w:leader="hyphen" w:pos="9356"/>
+              </w:tabs>
+              <w:rPr>
+                <w:rFonts w:ascii="Times New Roman" w:hAnsi="Times New Roman" w:cs="Times New Roman"/>
+                <w:sz w:val="26"/>
+                <w:szCs w:val="26"/>
+              </w:rPr>
+            </w:pPr>
+          </w:p>
+        </w:tc>
+      </w:tr>
+      <w:tr>
+        <w:tc>
+          <w:tcPr>
+            <w:tcW w:w="1121" w:type="dxa"/>
+            <w:vAlign w:val="center"/>
+          </w:tcPr>
+          <w:p>
+            <w:pPr>
+              <w:tabs>
+                <w:tab w:val="left" w:leader="hyphen" w:pos="2694"/>
+                <w:tab w:val="left" w:leader="hyphen" w:pos="9356"/>
+              </w:tabs>
+              <w:jc w:val="center"/>
+              <w:rPr>
+                <w:rFonts w:ascii="Times New Roman" w:hAnsi="Times New Roman" w:cs="Times New Roman"/>
+                <w:sz w:val="26"/>
+                <w:szCs w:val="26"/>
+              </w:rPr>
+            </w:pPr>
+            <w:r>
+              <w:rPr>
+                <w:rFonts w:ascii="Times New Roman" w:hAnsi="Times New Roman" w:cs="Times New Roman"/>
+                <w:sz w:val="26"/>
+                <w:szCs w:val="26"/>
+              </w:rPr>
+              <w:t>7</w:t>
+            </w:r>
+          </w:p>
+        </w:tc>
+        <w:tc>
+          <w:tcPr>
+            <w:tcW w:w="2702" w:type="dxa"/>
+          </w:tcPr>
+          <w:p>
+            <w:pPr>
+              <w:tabs>
+                <w:tab w:val="left" w:leader="hyphen" w:pos="2694"/>
+                <w:tab w:val="left" w:leader="hyphen" w:pos="9356"/>
+              </w:tabs>
+              <w:rPr>
+                <w:rFonts w:ascii="Times New Roman" w:hAnsi="Times New Roman" w:cs="Times New Roman"/>
+                <w:sz w:val="26"/>
+                <w:szCs w:val="26"/>
+              </w:rPr>
+            </w:pPr>
+            <w:r>
+              <w:rPr>
+                <w:rFonts w:ascii="Times New Roman" w:hAnsi="Times New Roman" w:cs="Times New Roman"/>
+                <w:sz w:val="26"/>
+                <w:szCs w:val="26"/>
+              </w:rPr>
+              <w:t>Ngọc Phú</w:t>
+            </w:r>
+          </w:p>
+        </w:tc>
+        <w:tc>
+          <w:tcPr>
+            <w:tcW w:w="2702" w:type="dxa"/>
+          </w:tcPr>
+          <w:p>
+            <w:pPr>
+              <w:tabs>
+                <w:tab w:val="left" w:leader="hyphen" w:pos="2694"/>
+                <w:tab w:val="left" w:leader="hyphen" w:pos="9356"/>
+              </w:tabs>
+              <w:rPr>
+                <w:rFonts w:ascii="Times New Roman" w:hAnsi="Times New Roman" w:cs="Times New Roman"/>
+                <w:sz w:val="26"/>
+                <w:szCs w:val="26"/>
+              </w:rPr>
+            </w:pPr>
+          </w:p>
+        </w:tc>
+      </w:tr>
+      <w:tr>
+        <w:tc>
+          <w:tcPr>
+            <w:tcW w:w="1121" w:type="dxa"/>
+            <w:vAlign w:val="center"/>
+          </w:tcPr>
+          <w:p>
+            <w:pPr>
+              <w:tabs>
+                <w:tab w:val="left" w:leader="hyphen" w:pos="2694"/>
+                <w:tab w:val="left" w:leader="hyphen" w:pos="9356"/>
+              </w:tabs>
+              <w:jc w:val="center"/>
+              <w:rPr>
+                <w:rFonts w:ascii="Times New Roman" w:hAnsi="Times New Roman" w:cs="Times New Roman"/>
+                <w:sz w:val="26"/>
+                <w:szCs w:val="26"/>
+              </w:rPr>
+            </w:pPr>
+            <w:r>
+              <w:rPr>
+                <w:rFonts w:ascii="Times New Roman" w:hAnsi="Times New Roman" w:cs="Times New Roman"/>
+                <w:sz w:val="26"/>
+                <w:szCs w:val="26"/>
+              </w:rPr>
+              <w:t>8</w:t>
+            </w:r>
+          </w:p>
+        </w:tc>
+        <w:tc>
+          <w:tcPr>
+            <w:tcW w:w="2702" w:type="dxa"/>
+          </w:tcPr>
+          <w:p>
+            <w:pPr>
+              <w:tabs>
+                <w:tab w:val="left" w:leader="hyphen" w:pos="2694"/>
+                <w:tab w:val="left" w:leader="hyphen" w:pos="9356"/>
+              </w:tabs>
+              <w:rPr>
+                <w:rFonts w:ascii="Times New Roman" w:hAnsi="Times New Roman" w:cs="Times New Roman"/>
+                <w:sz w:val="26"/>
+                <w:szCs w:val="26"/>
+              </w:rPr>
+            </w:pPr>
+            <w:r>
+              <w:rPr>
+                <w:rFonts w:ascii="Times New Roman" w:hAnsi="Times New Roman" w:cs="Times New Roman"/>
+                <w:sz w:val="26"/>
+                <w:szCs w:val="26"/>
+              </w:rPr>
+              <w:t>Đăng Khoa</w:t>
+            </w:r>
+          </w:p>
+        </w:tc>
+        <w:tc>
+          <w:tcPr>
+            <w:tcW w:w="2702" w:type="dxa"/>
+          </w:tcPr>
+          <w:p>
+            <w:pPr>
+              <w:tabs>
+                <w:tab w:val="left" w:leader="hyphen" w:pos="2694"/>
+                <w:tab w:val="left" w:leader="hyphen" w:pos="9356"/>
+              </w:tabs>
+              <w:rPr>
+                <w:rFonts w:ascii="Times New Roman" w:hAnsi="Times New Roman" w:cs="Times New Roman"/>
+                <w:sz w:val="26"/>
+                <w:szCs w:val="26"/>
+              </w:rPr>
+            </w:pPr>
+          </w:p>
+        </w:tc>
+      </w:tr>
+      <w:tr>
+        <w:tc>
+          <w:tcPr>
+            <w:tcW w:w="1121" w:type="dxa"/>
+            <w:vAlign w:val="center"/>
+          </w:tcPr>
+          <w:p>
+            <w:pPr>
+              <w:tabs>
+                <w:tab w:val="left" w:leader="hyphen" w:pos="2694"/>
+                <w:tab w:val="left" w:leader="hyphen" w:pos="9356"/>
+              </w:tabs>
+              <w:jc w:val="center"/>
+              <w:rPr>
+                <w:rFonts w:ascii="Times New Roman" w:hAnsi="Times New Roman" w:cs="Times New Roman"/>
+                <w:sz w:val="26"/>
+                <w:szCs w:val="26"/>
+              </w:rPr>
+            </w:pPr>
+            <w:r>
+              <w:rPr>
+                <w:rFonts w:ascii="Times New Roman" w:hAnsi="Times New Roman" w:cs="Times New Roman"/>
+                <w:sz w:val="26"/>
+                <w:szCs w:val="26"/>
+              </w:rPr>
+              <w:t>9</w:t>
+            </w:r>
+          </w:p>
+        </w:tc>
+        <w:tc>
+          <w:tcPr>
+            <w:tcW w:w="2702" w:type="dxa"/>
+          </w:tcPr>
+          <w:p>
+            <w:pPr>
+              <w:tabs>
+                <w:tab w:val="left" w:leader="hyphen" w:pos="2694"/>
+                <w:tab w:val="left" w:leader="hyphen" w:pos="9356"/>
+              </w:tabs>
+              <w:rPr>
+                <w:rFonts w:ascii="Times New Roman" w:hAnsi="Times New Roman" w:cs="Times New Roman"/>
+                <w:sz w:val="26"/>
+                <w:szCs w:val="26"/>
+              </w:rPr>
+            </w:pPr>
+            <w:r>
+              <w:rPr>
+                <w:rFonts w:ascii="Times New Roman" w:hAnsi="Times New Roman" w:cs="Times New Roman"/>
+                <w:sz w:val="26"/>
+                <w:szCs w:val="26"/>
+              </w:rPr>
+              <w:t>Thành Kiện</w:t>
+            </w:r>
+          </w:p>
+        </w:tc>
+        <w:tc>
+          <w:tcPr>
+            <w:tcW w:w="2702" w:type="dxa"/>
+          </w:tcPr>
+          <w:p>
+            <w:pPr>
+              <w:tabs>
+                <w:tab w:val="left" w:leader="hyphen" w:pos="2694"/>
+                <w:tab w:val="left" w:leader="hyphen" w:pos="9356"/>
+              </w:tabs>
+              <w:rPr>
+                <w:rFonts w:ascii="Times New Roman" w:hAnsi="Times New Roman" w:cs="Times New Roman"/>
+                <w:sz w:val="26"/>
+                <w:szCs w:val="26"/>
+              </w:rPr>
+            </w:pPr>
+          </w:p>
+        </w:tc>
+      </w:tr>
+      <w:tr>
+        <w:tc>
+          <w:tcPr>
+            <w:tcW w:w="1121" w:type="dxa"/>
+            <w:vAlign w:val="center"/>
+          </w:tcPr>
+          <w:p>
+            <w:pPr>
+              <w:tabs>
+                <w:tab w:val="left" w:leader="hyphen" w:pos="2694"/>
+                <w:tab w:val="left" w:leader="hyphen" w:pos="9356"/>
+              </w:tabs>
+              <w:jc w:val="center"/>
+              <w:rPr>
+                <w:rFonts w:ascii="Times New Roman" w:hAnsi="Times New Roman" w:cs="Times New Roman"/>
+                <w:sz w:val="26"/>
+                <w:szCs w:val="26"/>
+              </w:rPr>
+            </w:pPr>
+            <w:r>
+              <w:rPr>
+                <w:rFonts w:ascii="Times New Roman" w:hAnsi="Times New Roman" w:cs="Times New Roman"/>
+                <w:sz w:val="26"/>
+                <w:szCs w:val="26"/>
+              </w:rPr>
+              <w:t>10</w:t>
+            </w:r>
+          </w:p>
+        </w:tc>
+        <w:tc>
+          <w:tcPr>
+            <w:tcW w:w="2702" w:type="dxa"/>
+          </w:tcPr>
+          <w:p>
+            <w:pPr>
+              <w:tabs>
+                <w:tab w:val="left" w:leader="hyphen" w:pos="2694"/>
+                <w:tab w:val="left" w:leader="hyphen" w:pos="9356"/>
+              </w:tabs>
+              <w:rPr>
+                <w:rFonts w:ascii="Times New Roman" w:hAnsi="Times New Roman" w:cs="Times New Roman"/>
+                <w:sz w:val="26"/>
+                <w:szCs w:val="26"/>
+              </w:rPr>
+            </w:pPr>
+            <w:r>
+              <w:rPr>
+                <w:rFonts w:ascii="Times New Roman" w:hAnsi="Times New Roman" w:cs="Times New Roman"/>
+                <w:sz w:val="26"/>
+                <w:szCs w:val="26"/>
+              </w:rPr>
+              <w:t>Tài Hiếu</w:t>
+            </w:r>
+          </w:p>
+        </w:tc>
+        <w:tc>
+          <w:tcPr>
+            <w:tcW w:w="2702" w:type="dxa"/>
+          </w:tcPr>
+          <w:p>
+            <w:pPr>
+              <w:tabs>
+                <w:tab w:val="left" w:leader="hyphen" w:pos="2694"/>
+                <w:tab w:val="left" w:leader="hyphen" w:pos="9356"/>
+              </w:tabs>
+              <w:rPr>
+                <w:rFonts w:ascii="Times New Roman" w:hAnsi="Times New Roman" w:cs="Times New Roman"/>
+                <w:sz w:val="26"/>
+                <w:szCs w:val="26"/>
+              </w:rPr>
+            </w:pPr>
+          </w:p>
+        </w:tc>
+      </w:tr>
+      <w:tr>
+        <w:tc>
+          <w:tcPr>
+            <w:tcW w:w="1121" w:type="dxa"/>
+            <w:vAlign w:val="center"/>
+          </w:tcPr>
+          <w:p>
+            <w:pPr>
+              <w:tabs>
+                <w:tab w:val="left" w:leader="hyphen" w:pos="2694"/>
+                <w:tab w:val="left" w:leader="hyphen" w:pos="9356"/>
+              </w:tabs>
+              <w:jc w:val="center"/>
+              <w:rPr>
+                <w:rFonts w:ascii="Times New Roman" w:hAnsi="Times New Roman" w:cs="Times New Roman"/>
+                <w:sz w:val="26"/>
+                <w:szCs w:val="26"/>
+              </w:rPr>
+            </w:pPr>
+            <w:r>
+              <w:rPr>
+                <w:rFonts w:ascii="Times New Roman" w:hAnsi="Times New Roman" w:cs="Times New Roman"/>
+                <w:sz w:val="26"/>
+                <w:szCs w:val="26"/>
+              </w:rPr>
+              <w:t>11</w:t>
+            </w:r>
+          </w:p>
+        </w:tc>
+        <w:tc>
+          <w:tcPr>
+            <w:tcW w:w="2702" w:type="dxa"/>
+          </w:tcPr>
+          <w:p>
+            <w:pPr>
+              <w:tabs>
+                <w:tab w:val="left" w:leader="hyphen" w:pos="2694"/>
+                <w:tab w:val="left" w:leader="hyphen" w:pos="9356"/>
+              </w:tabs>
+              <w:rPr>
+                <w:rFonts w:ascii="Times New Roman" w:hAnsi="Times New Roman" w:cs="Times New Roman"/>
+                <w:sz w:val="26"/>
+                <w:szCs w:val="26"/>
+              </w:rPr>
+            </w:pPr>
+            <w:r>
+              <w:rPr>
+                <w:rFonts w:ascii="Times New Roman" w:hAnsi="Times New Roman" w:cs="Times New Roman"/>
+                <w:sz w:val="26"/>
+                <w:szCs w:val="26"/>
+              </w:rPr>
+              <w:t>Đức Hiếu</w:t>
+            </w:r>
+          </w:p>
+        </w:tc>
+        <w:tc>
+          <w:tcPr>
+            <w:tcW w:w="2702" w:type="dxa"/>
+          </w:tcPr>
+          <w:p>
+            <w:pPr>
+              <w:tabs>
+                <w:tab w:val="left" w:leader="hyphen" w:pos="2694"/>
+                <w:tab w:val="left" w:leader="hyphen" w:pos="9356"/>
+              </w:tabs>
+              <w:rPr>
+                <w:rFonts w:ascii="Times New Roman" w:hAnsi="Times New Roman" w:cs="Times New Roman"/>
+                <w:sz w:val="26"/>
+                <w:szCs w:val="26"/>
+              </w:rPr>
+            </w:pPr>
+          </w:p>
+        </w:tc>
+      </w:tr>
+      <w:tr>
+        <w:tc>
+          <w:tcPr>
+            <w:tcW w:w="1121" w:type="dxa"/>
+            <w:vAlign w:val="center"/>
+          </w:tcPr>
+          <w:p>
+            <w:pPr>
+              <w:tabs>
+                <w:tab w:val="left" w:leader="hyphen" w:pos="2694"/>
+                <w:tab w:val="left" w:leader="hyphen" w:pos="9356"/>
+              </w:tabs>
+              <w:jc w:val="center"/>
+              <w:rPr>
+                <w:rFonts w:ascii="Times New Roman" w:hAnsi="Times New Roman" w:cs="Times New Roman"/>
+                <w:sz w:val="26"/>
+                <w:szCs w:val="26"/>
+              </w:rPr>
+            </w:pPr>
+            <w:r>
+              <w:rPr>
+                <w:rFonts w:ascii="Times New Roman" w:hAnsi="Times New Roman" w:cs="Times New Roman"/>
+                <w:sz w:val="26"/>
+                <w:szCs w:val="26"/>
+              </w:rPr>
+              <w:t>12</w:t>
+            </w:r>
+          </w:p>
+        </w:tc>
+        <w:tc>
+          <w:tcPr>
+            <w:tcW w:w="2702" w:type="dxa"/>
+          </w:tcPr>
+          <w:p>
+            <w:pPr>
+              <w:tabs>
+                <w:tab w:val="left" w:leader="hyphen" w:pos="2694"/>
+                <w:tab w:val="left" w:leader="hyphen" w:pos="9356"/>
+              </w:tabs>
+              <w:rPr>
+                <w:rFonts w:ascii="Times New Roman" w:hAnsi="Times New Roman" w:cs="Times New Roman"/>
+                <w:sz w:val="26"/>
+                <w:szCs w:val="26"/>
+              </w:rPr>
+            </w:pPr>
+            <w:r>
+              <w:rPr>
+                <w:rFonts w:ascii="Times New Roman" w:hAnsi="Times New Roman" w:cs="Times New Roman"/>
+                <w:sz w:val="26"/>
+                <w:szCs w:val="26"/>
+              </w:rPr>
+              <w:t>Thanh Tâm</w:t>
+            </w:r>
+          </w:p>
+        </w:tc>
+        <w:tc>
+          <w:tcPr>
+            <w:tcW w:w="2702" w:type="dxa"/>
+          </w:tcPr>
+          <w:p>
+            <w:pPr>
+              <w:tabs>
+                <w:tab w:val="left" w:leader="hyphen" w:pos="2694"/>
+                <w:tab w:val="left" w:leader="hyphen" w:pos="9356"/>
+              </w:tabs>
+              <w:rPr>
+                <w:rFonts w:ascii="Times New Roman" w:hAnsi="Times New Roman" w:cs="Times New Roman"/>
+                <w:sz w:val="26"/>
+                <w:szCs w:val="26"/>
+              </w:rPr>
+            </w:pPr>
+            <w:r>
+              <w:rPr>
+                <w:rFonts w:ascii="Times New Roman" w:hAnsi="Times New Roman" w:cs="Times New Roman"/>
+                <w:sz w:val="26"/>
+                <w:szCs w:val="26"/>
+              </w:rPr>
+              <w:t>Đi chợ chuẩn bị</w:t>
+            </w:r>
+          </w:p>
+        </w:tc>
+      </w:tr>
+      <w:tr>
+        <w:tc>
+          <w:tcPr>
+            <w:tcW w:w="1121" w:type="dxa"/>
+            <w:vAlign w:val="center"/>
+          </w:tcPr>
+          <w:p>
+            <w:pPr>
+              <w:tabs>
+                <w:tab w:val="left" w:leader="hyphen" w:pos="2694"/>
+                <w:tab w:val="left" w:leader="hyphen" w:pos="9356"/>
+              </w:tabs>
+              <w:jc w:val="center"/>
+              <w:rPr>
+                <w:rFonts w:ascii="Times New Roman" w:hAnsi="Times New Roman" w:cs="Times New Roman"/>
+                <w:sz w:val="26"/>
+                <w:szCs w:val="26"/>
+              </w:rPr>
+            </w:pPr>
+            <w:r>
+              <w:rPr>
+                <w:rFonts w:ascii="Times New Roman" w:hAnsi="Times New Roman" w:cs="Times New Roman"/>
+                <w:sz w:val="26"/>
+                <w:szCs w:val="26"/>
+              </w:rPr>
+              <w:t>12A</w:t>
+            </w:r>
+          </w:p>
+        </w:tc>
+        <w:tc>
+          <w:tcPr>
+            <w:tcW w:w="2702" w:type="dxa"/>
+          </w:tcPr>
+          <w:p>
+            <w:pPr>
+              <w:tabs>
+                <w:tab w:val="left" w:leader="hyphen" w:pos="2694"/>
+                <w:tab w:val="left" w:leader="hyphen" w:pos="9356"/>
+              </w:tabs>
+              <w:rPr>
+                <w:rFonts w:ascii="Times New Roman" w:hAnsi="Times New Roman" w:cs="Times New Roman"/>
+                <w:sz w:val="26"/>
+                <w:szCs w:val="26"/>
+              </w:rPr>
+            </w:pPr>
+          </w:p>
+        </w:tc>
+        <w:tc>
+          <w:tcPr>
+            <w:tcW w:w="2702" w:type="dxa"/>
+          </w:tcPr>
+          <w:p>
+            <w:pPr>
+              <w:tabs>
+                <w:tab w:val="left" w:leader="hyphen" w:pos="2694"/>
+                <w:tab w:val="left" w:leader="hyphen" w:pos="9356"/>
+              </w:tabs>
+              <w:rPr>
+                <w:rFonts w:ascii="Times New Roman" w:hAnsi="Times New Roman" w:cs="Times New Roman"/>
+                <w:sz w:val="26"/>
+                <w:szCs w:val="26"/>
+              </w:rPr>
+            </w:pPr>
+          </w:p>
+        </w:tc>
+      </w:tr>
+    </w:tbl>
+    <w:p>
+      <w:pPr>
+        <w:pStyle w:val="ListParagraph"/>
+        <w:tabs>
+          <w:tab w:val="left" w:leader="hyphen" w:pos="2694"/>
+          <w:tab w:val="left" w:leader="hyphen" w:pos="9356"/>
+        </w:tabs>
+        <w:rPr>
+          <w:rFonts w:ascii="Times New Roman" w:hAnsi="Times New Roman" w:cs="Times New Roman"/>
           <w:sz w:val="26"/>
           <w:szCs w:val="26"/>
         </w:rPr>
@@ -668,8 +3475,8 @@
   <w:abstractNum w:abstractNumId="1" w15:restartNumberingAfterBreak="0">
     <w:nsid w:val="30C47CA7"/>
     <w:multiLevelType w:val="hybridMultilevel"/>
-    <w:tmpl w:val="49408AEC"/>
-    <w:lvl w:ilvl="0" w:tplc="3AE0286E">
+    <w:tmpl w:val="267A89A2"/>
+    <w:lvl w:ilvl="0" w:tplc="8B9EC746">
       <w:start w:val="1"/>
       <w:numFmt w:val="bullet"/>
       <w:lvlText w:val="-"/>
@@ -679,6 +3486,7 @@
       </w:pPr>
       <w:rPr>
         <w:rFonts w:ascii="Times New Roman" w:eastAsiaTheme="minorHAnsi" w:hAnsi="Times New Roman" w:cs="Times New Roman" w:hint="default"/>
+        <w:color w:val="auto"/>
       </w:rPr>
     </w:lvl>
     <w:lvl w:ilvl="1" w:tplc="04090003" w:tentative="1">
@@ -778,11 +3586,223 @@
       </w:rPr>
     </w:lvl>
   </w:abstractNum>
+  <w:abstractNum w:abstractNumId="2" w15:restartNumberingAfterBreak="0">
+    <w:nsid w:val="45034D16"/>
+    <w:multiLevelType w:val="hybridMultilevel"/>
+    <w:tmpl w:val="18B427BC"/>
+    <w:lvl w:ilvl="0" w:tplc="8B9EC746">
+      <w:start w:val="1"/>
+      <w:numFmt w:val="bullet"/>
+      <w:lvlText w:val="-"/>
+      <w:lvlJc w:val="left"/>
+      <w:pPr>
+        <w:ind w:left="1440" w:hanging="360"/>
+      </w:pPr>
+      <w:rPr>
+        <w:rFonts w:ascii="Times New Roman" w:eastAsiaTheme="minorHAnsi" w:hAnsi="Times New Roman" w:cs="Times New Roman" w:hint="default"/>
+        <w:color w:val="auto"/>
+      </w:rPr>
+    </w:lvl>
+    <w:lvl w:ilvl="1" w:tplc="04090003" w:tentative="1">
+      <w:start w:val="1"/>
+      <w:numFmt w:val="bullet"/>
+      <w:lvlText w:val="o"/>
+      <w:lvlJc w:val="left"/>
+      <w:pPr>
+        <w:ind w:left="2160" w:hanging="360"/>
+      </w:pPr>
+      <w:rPr>
+        <w:rFonts w:ascii="Courier New" w:hAnsi="Courier New" w:cs="Courier New" w:hint="default"/>
+      </w:rPr>
+    </w:lvl>
+    <w:lvl w:ilvl="2" w:tplc="04090005" w:tentative="1">
+      <w:start w:val="1"/>
+      <w:numFmt w:val="bullet"/>
+      <w:lvlText w:val=""/>
+      <w:lvlJc w:val="left"/>
+      <w:pPr>
+        <w:ind w:left="2880" w:hanging="360"/>
+      </w:pPr>
+      <w:rPr>
+        <w:rFonts w:ascii="Wingdings" w:hAnsi="Wingdings" w:hint="default"/>
+      </w:rPr>
+    </w:lvl>
+    <w:lvl w:ilvl="3" w:tplc="04090001" w:tentative="1">
+      <w:start w:val="1"/>
+      <w:numFmt w:val="bullet"/>
+      <w:lvlText w:val=""/>
+      <w:lvlJc w:val="left"/>
+      <w:pPr>
+        <w:ind w:left="3600" w:hanging="360"/>
+      </w:pPr>
+      <w:rPr>
+        <w:rFonts w:ascii="Symbol" w:hAnsi="Symbol" w:hint="default"/>
+      </w:rPr>
+    </w:lvl>
+    <w:lvl w:ilvl="4" w:tplc="04090003" w:tentative="1">
+      <w:start w:val="1"/>
+      <w:numFmt w:val="bullet"/>
+      <w:lvlText w:val="o"/>
+      <w:lvlJc w:val="left"/>
+      <w:pPr>
+        <w:ind w:left="4320" w:hanging="360"/>
+      </w:pPr>
+      <w:rPr>
+        <w:rFonts w:ascii="Courier New" w:hAnsi="Courier New" w:cs="Courier New" w:hint="default"/>
+      </w:rPr>
+    </w:lvl>
+    <w:lvl w:ilvl="5" w:tplc="04090005" w:tentative="1">
+      <w:start w:val="1"/>
+      <w:numFmt w:val="bullet"/>
+      <w:lvlText w:val=""/>
+      <w:lvlJc w:val="left"/>
+      <w:pPr>
+        <w:ind w:left="5040" w:hanging="360"/>
+      </w:pPr>
+      <w:rPr>
+        <w:rFonts w:ascii="Wingdings" w:hAnsi="Wingdings" w:hint="default"/>
+      </w:rPr>
+    </w:lvl>
+    <w:lvl w:ilvl="6" w:tplc="04090001" w:tentative="1">
+      <w:start w:val="1"/>
+      <w:numFmt w:val="bullet"/>
+      <w:lvlText w:val=""/>
+      <w:lvlJc w:val="left"/>
+      <w:pPr>
+        <w:ind w:left="5760" w:hanging="360"/>
+      </w:pPr>
+      <w:rPr>
+        <w:rFonts w:ascii="Symbol" w:hAnsi="Symbol" w:hint="default"/>
+      </w:rPr>
+    </w:lvl>
+    <w:lvl w:ilvl="7" w:tplc="04090003" w:tentative="1">
+      <w:start w:val="1"/>
+      <w:numFmt w:val="bullet"/>
+      <w:lvlText w:val="o"/>
+      <w:lvlJc w:val="left"/>
+      <w:pPr>
+        <w:ind w:left="6480" w:hanging="360"/>
+      </w:pPr>
+      <w:rPr>
+        <w:rFonts w:ascii="Courier New" w:hAnsi="Courier New" w:cs="Courier New" w:hint="default"/>
+      </w:rPr>
+    </w:lvl>
+    <w:lvl w:ilvl="8" w:tplc="04090005" w:tentative="1">
+      <w:start w:val="1"/>
+      <w:numFmt w:val="bullet"/>
+      <w:lvlText w:val=""/>
+      <w:lvlJc w:val="left"/>
+      <w:pPr>
+        <w:ind w:left="7200" w:hanging="360"/>
+      </w:pPr>
+      <w:rPr>
+        <w:rFonts w:ascii="Wingdings" w:hAnsi="Wingdings" w:hint="default"/>
+      </w:rPr>
+    </w:lvl>
+  </w:abstractNum>
+  <w:abstractNum w:abstractNumId="3" w15:restartNumberingAfterBreak="0">
+    <w:nsid w:val="56397DF8"/>
+    <w:multiLevelType w:val="hybridMultilevel"/>
+    <w:tmpl w:val="8AF43F4E"/>
+    <w:lvl w:ilvl="0" w:tplc="F9A48B6C">
+      <w:start w:val="1"/>
+      <w:numFmt w:val="decimal"/>
+      <w:lvlText w:val="%1."/>
+      <w:lvlJc w:val="left"/>
+      <w:pPr>
+        <w:ind w:left="720" w:hanging="360"/>
+      </w:pPr>
+      <w:rPr>
+        <w:i/>
+        <w:iCs/>
+        <w:sz w:val="26"/>
+        <w:szCs w:val="26"/>
+      </w:rPr>
+    </w:lvl>
+    <w:lvl w:ilvl="1" w:tplc="04090019" w:tentative="1">
+      <w:start w:val="1"/>
+      <w:numFmt w:val="lowerLetter"/>
+      <w:lvlText w:val="%2."/>
+      <w:lvlJc w:val="left"/>
+      <w:pPr>
+        <w:ind w:left="1440" w:hanging="360"/>
+      </w:pPr>
+    </w:lvl>
+    <w:lvl w:ilvl="2" w:tplc="0409001B" w:tentative="1">
+      <w:start w:val="1"/>
+      <w:numFmt w:val="lowerRoman"/>
+      <w:lvlText w:val="%3."/>
+      <w:lvlJc w:val="right"/>
+      <w:pPr>
+        <w:ind w:left="2160" w:hanging="180"/>
+      </w:pPr>
+    </w:lvl>
+    <w:lvl w:ilvl="3" w:tplc="0409000F" w:tentative="1">
+      <w:start w:val="1"/>
+      <w:numFmt w:val="decimal"/>
+      <w:lvlText w:val="%4."/>
+      <w:lvlJc w:val="left"/>
+      <w:pPr>
+        <w:ind w:left="2880" w:hanging="360"/>
+      </w:pPr>
+    </w:lvl>
+    <w:lvl w:ilvl="4" w:tplc="04090019" w:tentative="1">
+      <w:start w:val="1"/>
+      <w:numFmt w:val="lowerLetter"/>
+      <w:lvlText w:val="%5."/>
+      <w:lvlJc w:val="left"/>
+      <w:pPr>
+        <w:ind w:left="3600" w:hanging="360"/>
+      </w:pPr>
+    </w:lvl>
+    <w:lvl w:ilvl="5" w:tplc="0409001B" w:tentative="1">
+      <w:start w:val="1"/>
+      <w:numFmt w:val="lowerRoman"/>
+      <w:lvlText w:val="%6."/>
+      <w:lvlJc w:val="right"/>
+      <w:pPr>
+        <w:ind w:left="4320" w:hanging="180"/>
+      </w:pPr>
+    </w:lvl>
+    <w:lvl w:ilvl="6" w:tplc="0409000F" w:tentative="1">
+      <w:start w:val="1"/>
+      <w:numFmt w:val="decimal"/>
+      <w:lvlText w:val="%7."/>
+      <w:lvlJc w:val="left"/>
+      <w:pPr>
+        <w:ind w:left="5040" w:hanging="360"/>
+      </w:pPr>
+    </w:lvl>
+    <w:lvl w:ilvl="7" w:tplc="04090019" w:tentative="1">
+      <w:start w:val="1"/>
+      <w:numFmt w:val="lowerLetter"/>
+      <w:lvlText w:val="%8."/>
+      <w:lvlJc w:val="left"/>
+      <w:pPr>
+        <w:ind w:left="5760" w:hanging="360"/>
+      </w:pPr>
+    </w:lvl>
+    <w:lvl w:ilvl="8" w:tplc="0409001B" w:tentative="1">
+      <w:start w:val="1"/>
+      <w:numFmt w:val="lowerRoman"/>
+      <w:lvlText w:val="%9."/>
+      <w:lvlJc w:val="right"/>
+      <w:pPr>
+        <w:ind w:left="6480" w:hanging="180"/>
+      </w:pPr>
+    </w:lvl>
+  </w:abstractNum>
   <w:num w:numId="1" w16cid:durableId="604729461">
     <w:abstractNumId w:val="0"/>
   </w:num>
   <w:num w:numId="2" w16cid:durableId="1403872990">
     <w:abstractNumId w:val="1"/>
+  </w:num>
+  <w:num w:numId="3" w16cid:durableId="1730574299">
+    <w:abstractNumId w:val="3"/>
+  </w:num>
+  <w:num w:numId="4" w16cid:durableId="1689411618">
+    <w:abstractNumId w:val="2"/>
   </w:num>
 </w:numbering>
 </file>
@@ -1187,6 +4207,7 @@
   <w:style w:type="paragraph" w:default="1" w:styleId="Normal">
     <w:name w:val="Normal"/>
     <w:qFormat/>
+    <w:rsid w:val="004E5A64"/>
   </w:style>
   <w:style w:type="paragraph" w:styleId="Heading1">
     <w:name w:val="heading 1"/>
@@ -1390,6 +4411,7 @@
   <w:style w:type="character" w:default="1" w:styleId="DefaultParagraphFont">
     <w:name w:val="Default Paragraph Font"/>
     <w:uiPriority w:val="1"/>
+    <w:semiHidden/>
     <w:unhideWhenUsed/>
   </w:style>
   <w:style w:type="table" w:default="1" w:styleId="TableNormal">
@@ -1703,6 +4725,25 @@
       <w:spacing w:val="5"/>
     </w:rPr>
   </w:style>
+  <w:style w:type="table" w:styleId="TableGrid">
+    <w:name w:val="Table Grid"/>
+    <w:basedOn w:val="TableNormal"/>
+    <w:uiPriority w:val="39"/>
+    <w:rsid w:val="00CC7B27"/>
+    <w:pPr>
+      <w:spacing w:after="0" w:line="240" w:lineRule="auto"/>
+    </w:pPr>
+    <w:tblPr>
+      <w:tblBorders>
+        <w:top w:val="single" w:sz="4" w:space="0" w:color="auto"/>
+        <w:left w:val="single" w:sz="4" w:space="0" w:color="auto"/>
+        <w:bottom w:val="single" w:sz="4" w:space="0" w:color="auto"/>
+        <w:right w:val="single" w:sz="4" w:space="0" w:color="auto"/>
+        <w:insideH w:val="single" w:sz="4" w:space="0" w:color="auto"/>
+        <w:insideV w:val="single" w:sz="4" w:space="0" w:color="auto"/>
+      </w:tblBorders>
+    </w:tblPr>
+  </w:style>
 </w:styles>
 </file>
 
